--- a/Diario_Scrum.docx
+++ b/Diario_Scrum.docx
@@ -112,7 +112,6 @@
           <w:szCs w:val="72"/>
         </w:rPr>
       </w:pPr>
-      <w:proofErr w:type="gramStart"/>
       <w:r>
         <w:rPr>
           <w:rFonts w:ascii="Cooper Black" w:hAnsi="Cooper Black"/>
@@ -122,7 +121,6 @@
         <w:lastRenderedPageBreak/>
         <w:t>Diario  Scrum</w:t>
       </w:r>
-      <w:proofErr w:type="gramEnd"/>
     </w:p>
     <w:p>
       <w:pPr>
@@ -1143,16 +1141,7 @@
           <w:sz w:val="40"/>
           <w:szCs w:val="40"/>
         </w:rPr>
-        <w:t xml:space="preserve"> </w:t>
-      </w:r>
-      <w:r>
-        <w:rPr>
-          <w:rFonts w:cstheme="minorHAnsi"/>
-          <w:color w:val="000000" w:themeColor="text1"/>
-          <w:sz w:val="40"/>
-          <w:szCs w:val="40"/>
-        </w:rPr>
-        <w:t>Investigar la tecnología a usar.</w:t>
+        <w:t xml:space="preserve"> Investigar la tecnología a usar.</w:t>
       </w:r>
     </w:p>
     <w:p>
@@ -1297,6 +1286,476 @@
           <w:szCs w:val="40"/>
         </w:rPr>
       </w:pPr>
+    </w:p>
+    <w:p>
+      <w:pPr>
+        <w:rPr>
+          <w:rFonts w:cstheme="minorHAnsi"/>
+          <w:color w:val="000000" w:themeColor="text1"/>
+          <w:sz w:val="56"/>
+          <w:szCs w:val="56"/>
+          <w:u w:val="thick"/>
+        </w:rPr>
+      </w:pPr>
+      <w:r>
+        <w:rPr>
+          <w:rFonts w:cstheme="minorHAnsi"/>
+          <w:color w:val="000000" w:themeColor="text1"/>
+          <w:sz w:val="56"/>
+          <w:szCs w:val="56"/>
+          <w:u w:val="thick"/>
+        </w:rPr>
+        <w:lastRenderedPageBreak/>
+        <w:t xml:space="preserve">Planificación </w:t>
+      </w:r>
+      <w:r>
+        <w:rPr>
+          <w:rFonts w:cstheme="minorHAnsi"/>
+          <w:color w:val="000000" w:themeColor="text1"/>
+          <w:sz w:val="56"/>
+          <w:szCs w:val="56"/>
+          <w:u w:val="thick"/>
+        </w:rPr>
+        <w:t>2</w:t>
+      </w:r>
+      <w:r>
+        <w:rPr>
+          <w:rFonts w:cstheme="minorHAnsi"/>
+          <w:color w:val="000000" w:themeColor="text1"/>
+          <w:sz w:val="56"/>
+          <w:szCs w:val="56"/>
+          <w:u w:val="thick"/>
+        </w:rPr>
+        <w:t xml:space="preserve"> </w:t>
+      </w:r>
+      <w:proofErr w:type="spellStart"/>
+      <w:r>
+        <w:rPr>
+          <w:rFonts w:cstheme="minorHAnsi"/>
+          <w:color w:val="000000" w:themeColor="text1"/>
+          <w:sz w:val="56"/>
+          <w:szCs w:val="56"/>
+          <w:u w:val="thick"/>
+        </w:rPr>
+        <w:t>er</w:t>
+      </w:r>
+      <w:proofErr w:type="spellEnd"/>
+      <w:r>
+        <w:rPr>
+          <w:rFonts w:cstheme="minorHAnsi"/>
+          <w:color w:val="000000" w:themeColor="text1"/>
+          <w:sz w:val="56"/>
+          <w:szCs w:val="56"/>
+          <w:u w:val="thick"/>
+        </w:rPr>
+        <w:t xml:space="preserve"> Sprint</w:t>
+      </w:r>
+    </w:p>
+    <w:p>
+      <w:pPr>
+        <w:rPr>
+          <w:rFonts w:cstheme="minorHAnsi"/>
+          <w:color w:val="000000" w:themeColor="text1"/>
+          <w:sz w:val="40"/>
+          <w:szCs w:val="40"/>
+        </w:rPr>
+      </w:pPr>
+      <w:r>
+        <w:rPr>
+          <w:rFonts w:cstheme="minorHAnsi"/>
+          <w:color w:val="000000" w:themeColor="text1"/>
+          <w:sz w:val="40"/>
+          <w:szCs w:val="40"/>
+        </w:rPr>
+        <w:t>-</w:t>
+      </w:r>
+      <w:r>
+        <w:rPr>
+          <w:rFonts w:cstheme="minorHAnsi"/>
+          <w:color w:val="000000" w:themeColor="text1"/>
+          <w:sz w:val="40"/>
+          <w:szCs w:val="40"/>
+        </w:rPr>
+        <w:t xml:space="preserve">En el </w:t>
+      </w:r>
+      <w:r>
+        <w:rPr>
+          <w:rFonts w:cstheme="minorHAnsi"/>
+          <w:color w:val="000000" w:themeColor="text1"/>
+          <w:sz w:val="40"/>
+          <w:szCs w:val="40"/>
+        </w:rPr>
+        <w:t>segundo</w:t>
+      </w:r>
+      <w:r>
+        <w:rPr>
+          <w:rFonts w:cstheme="minorHAnsi"/>
+          <w:color w:val="000000" w:themeColor="text1"/>
+          <w:sz w:val="40"/>
+          <w:szCs w:val="40"/>
+        </w:rPr>
+        <w:t xml:space="preserve"> Sprint, </w:t>
+      </w:r>
+      <w:r>
+        <w:rPr>
+          <w:rFonts w:cstheme="minorHAnsi"/>
+          <w:color w:val="000000" w:themeColor="text1"/>
+          <w:sz w:val="40"/>
+          <w:szCs w:val="40"/>
+        </w:rPr>
+        <w:t>se intentará finalizar las bases de la navegación, y la interfaz.</w:t>
+      </w:r>
+    </w:p>
+    <w:p>
+      <w:pPr>
+        <w:rPr>
+          <w:rFonts w:cstheme="minorHAnsi"/>
+          <w:color w:val="000000" w:themeColor="text1"/>
+          <w:sz w:val="40"/>
+          <w:szCs w:val="40"/>
+        </w:rPr>
+      </w:pPr>
+      <w:r>
+        <w:rPr>
+          <w:rFonts w:cstheme="minorHAnsi"/>
+          <w:color w:val="000000" w:themeColor="text1"/>
+          <w:sz w:val="40"/>
+          <w:szCs w:val="40"/>
+        </w:rPr>
+        <w:t>-</w:t>
+      </w:r>
+      <w:r>
+        <w:rPr>
+          <w:rFonts w:cstheme="minorHAnsi"/>
+          <w:color w:val="000000" w:themeColor="text1"/>
+          <w:sz w:val="40"/>
+          <w:szCs w:val="40"/>
+        </w:rPr>
+        <w:t>Establecer conexión con el servidor.</w:t>
+      </w:r>
+    </w:p>
+    <w:p>
+      <w:pPr>
+        <w:rPr>
+          <w:rFonts w:cstheme="minorHAnsi"/>
+          <w:color w:val="000000" w:themeColor="text1"/>
+          <w:sz w:val="40"/>
+          <w:szCs w:val="40"/>
+        </w:rPr>
+      </w:pPr>
+      <w:r>
+        <w:rPr>
+          <w:rFonts w:cstheme="minorHAnsi"/>
+          <w:color w:val="000000" w:themeColor="text1"/>
+          <w:sz w:val="40"/>
+          <w:szCs w:val="40"/>
+        </w:rPr>
+        <w:t>-</w:t>
+      </w:r>
+      <w:r>
+        <w:rPr>
+          <w:rFonts w:cstheme="minorHAnsi"/>
+          <w:color w:val="000000" w:themeColor="text1"/>
+          <w:sz w:val="40"/>
+          <w:szCs w:val="40"/>
+        </w:rPr>
+        <w:t>Iniciar el servidor</w:t>
+      </w:r>
+    </w:p>
+    <w:p>
+      <w:pPr>
+        <w:rPr>
+          <w:rFonts w:cstheme="minorHAnsi"/>
+          <w:color w:val="000000" w:themeColor="text1"/>
+          <w:sz w:val="40"/>
+          <w:szCs w:val="40"/>
+        </w:rPr>
+      </w:pPr>
+    </w:p>
+    <w:p>
+      <w:pPr>
+        <w:rPr>
+          <w:rFonts w:cstheme="minorHAnsi"/>
+          <w:color w:val="000000" w:themeColor="text1"/>
+          <w:sz w:val="40"/>
+          <w:szCs w:val="40"/>
+        </w:rPr>
+      </w:pPr>
+      <w:r>
+        <w:rPr>
+          <w:rFonts w:cstheme="minorHAnsi"/>
+          <w:color w:val="000000" w:themeColor="text1"/>
+          <w:sz w:val="40"/>
+          <w:szCs w:val="40"/>
+        </w:rPr>
+        <w:t xml:space="preserve">-Fecha límite: </w:t>
+      </w:r>
+      <w:r>
+        <w:rPr>
+          <w:rFonts w:cstheme="minorHAnsi"/>
+          <w:color w:val="000000" w:themeColor="text1"/>
+          <w:sz w:val="40"/>
+          <w:szCs w:val="40"/>
+        </w:rPr>
+        <w:t>1</w:t>
+      </w:r>
+      <w:r>
+        <w:rPr>
+          <w:rFonts w:cstheme="minorHAnsi"/>
+          <w:color w:val="000000" w:themeColor="text1"/>
+          <w:sz w:val="40"/>
+          <w:szCs w:val="40"/>
+        </w:rPr>
+        <w:t>0/04/2023</w:t>
+      </w:r>
+    </w:p>
+    <w:p>
+      <w:pPr>
+        <w:rPr>
+          <w:rFonts w:cstheme="minorHAnsi"/>
+          <w:color w:val="000000" w:themeColor="text1"/>
+          <w:sz w:val="40"/>
+          <w:szCs w:val="40"/>
+        </w:rPr>
+      </w:pPr>
+    </w:p>
+    <w:p>
+      <w:pPr>
+        <w:rPr>
+          <w:rFonts w:cstheme="minorHAnsi"/>
+          <w:color w:val="000000" w:themeColor="text1"/>
+          <w:sz w:val="40"/>
+          <w:szCs w:val="40"/>
+        </w:rPr>
+      </w:pPr>
+    </w:p>
+    <w:p>
+      <w:pPr>
+        <w:rPr>
+          <w:rFonts w:cstheme="minorHAnsi"/>
+          <w:color w:val="000000" w:themeColor="text1"/>
+          <w:sz w:val="56"/>
+          <w:szCs w:val="56"/>
+          <w:u w:val="thick"/>
+        </w:rPr>
+      </w:pPr>
+      <w:proofErr w:type="spellStart"/>
+      <w:r>
+        <w:rPr>
+          <w:rFonts w:cstheme="minorHAnsi"/>
+          <w:color w:val="000000" w:themeColor="text1"/>
+          <w:sz w:val="56"/>
+          <w:szCs w:val="56"/>
+          <w:u w:val="thick"/>
+        </w:rPr>
+        <w:t>Dialy</w:t>
+      </w:r>
+      <w:proofErr w:type="spellEnd"/>
+      <w:r>
+        <w:rPr>
+          <w:rFonts w:cstheme="minorHAnsi"/>
+          <w:color w:val="000000" w:themeColor="text1"/>
+          <w:sz w:val="56"/>
+          <w:szCs w:val="56"/>
+          <w:u w:val="thick"/>
+        </w:rPr>
+        <w:t xml:space="preserve"> </w:t>
+      </w:r>
+      <w:r>
+        <w:rPr>
+          <w:rFonts w:cstheme="minorHAnsi"/>
+          <w:color w:val="000000" w:themeColor="text1"/>
+          <w:sz w:val="56"/>
+          <w:szCs w:val="56"/>
+          <w:u w:val="thick"/>
+        </w:rPr>
+        <w:t>2</w:t>
+      </w:r>
+      <w:r>
+        <w:rPr>
+          <w:rFonts w:cstheme="minorHAnsi"/>
+          <w:color w:val="000000" w:themeColor="text1"/>
+          <w:sz w:val="56"/>
+          <w:szCs w:val="56"/>
+          <w:u w:val="thick"/>
+        </w:rPr>
+        <w:t xml:space="preserve"> </w:t>
+      </w:r>
+      <w:proofErr w:type="spellStart"/>
+      <w:r>
+        <w:rPr>
+          <w:rFonts w:cstheme="minorHAnsi"/>
+          <w:color w:val="000000" w:themeColor="text1"/>
+          <w:sz w:val="56"/>
+          <w:szCs w:val="56"/>
+          <w:u w:val="thick"/>
+        </w:rPr>
+        <w:t>er</w:t>
+      </w:r>
+      <w:proofErr w:type="spellEnd"/>
+      <w:r>
+        <w:rPr>
+          <w:rFonts w:cstheme="minorHAnsi"/>
+          <w:color w:val="000000" w:themeColor="text1"/>
+          <w:sz w:val="56"/>
+          <w:szCs w:val="56"/>
+          <w:u w:val="thick"/>
+        </w:rPr>
+        <w:t xml:space="preserve"> Sprint</w:t>
+      </w:r>
+    </w:p>
+    <w:p>
+      <w:pPr>
+        <w:rPr>
+          <w:rFonts w:cstheme="minorHAnsi"/>
+          <w:color w:val="000000" w:themeColor="text1"/>
+          <w:sz w:val="48"/>
+          <w:szCs w:val="48"/>
+          <w:u w:val="thick"/>
+        </w:rPr>
+      </w:pPr>
+      <w:r>
+        <w:rPr>
+          <w:rFonts w:cstheme="minorHAnsi"/>
+          <w:color w:val="000000" w:themeColor="text1"/>
+          <w:sz w:val="48"/>
+          <w:szCs w:val="48"/>
+          <w:u w:val="thick"/>
+        </w:rPr>
+        <w:t>Dia 1</w:t>
+      </w:r>
+    </w:p>
+    <w:p>
+      <w:pPr>
+        <w:rPr>
+          <w:rFonts w:cstheme="minorHAnsi"/>
+          <w:color w:val="000000" w:themeColor="text1"/>
+          <w:sz w:val="40"/>
+          <w:szCs w:val="40"/>
+        </w:rPr>
+      </w:pPr>
+      <w:r>
+        <w:rPr>
+          <w:rFonts w:cstheme="minorHAnsi"/>
+          <w:b/>
+          <w:bCs/>
+          <w:color w:val="000000" w:themeColor="text1"/>
+          <w:sz w:val="40"/>
+          <w:szCs w:val="40"/>
+        </w:rPr>
+        <w:t>Objetivos:</w:t>
+      </w:r>
+      <w:r>
+        <w:rPr>
+          <w:rFonts w:cstheme="minorHAnsi"/>
+          <w:color w:val="000000" w:themeColor="text1"/>
+          <w:sz w:val="40"/>
+          <w:szCs w:val="40"/>
+        </w:rPr>
+        <w:t xml:space="preserve"> </w:t>
+      </w:r>
+      <w:r>
+        <w:rPr>
+          <w:rFonts w:cstheme="minorHAnsi"/>
+          <w:color w:val="000000" w:themeColor="text1"/>
+          <w:sz w:val="40"/>
+          <w:szCs w:val="40"/>
+        </w:rPr>
+        <w:t>Iniciar proyecto descargar dependencias, e intentar finalizar la navegación entre ventanas.</w:t>
+      </w:r>
+    </w:p>
+    <w:p>
+      <w:pPr>
+        <w:rPr>
+          <w:rFonts w:cstheme="minorHAnsi"/>
+          <w:color w:val="000000" w:themeColor="text1"/>
+          <w:sz w:val="40"/>
+          <w:szCs w:val="40"/>
+        </w:rPr>
+      </w:pPr>
+    </w:p>
+    <w:p>
+      <w:pPr>
+        <w:rPr>
+          <w:rFonts w:cstheme="minorHAnsi"/>
+          <w:color w:val="000000" w:themeColor="text1"/>
+          <w:sz w:val="40"/>
+          <w:szCs w:val="40"/>
+        </w:rPr>
+      </w:pPr>
+      <w:r>
+        <w:rPr>
+          <w:rFonts w:cstheme="minorHAnsi"/>
+          <w:b/>
+          <w:bCs/>
+          <w:color w:val="000000" w:themeColor="text1"/>
+          <w:sz w:val="40"/>
+          <w:szCs w:val="40"/>
+        </w:rPr>
+        <w:t>Asignación:</w:t>
+      </w:r>
+      <w:r>
+        <w:rPr>
+          <w:rFonts w:cstheme="minorHAnsi"/>
+          <w:b/>
+          <w:bCs/>
+          <w:color w:val="000000" w:themeColor="text1"/>
+          <w:sz w:val="40"/>
+          <w:szCs w:val="40"/>
+        </w:rPr>
+        <w:t xml:space="preserve"> </w:t>
+      </w:r>
+      <w:r>
+        <w:rPr>
+          <w:rFonts w:cstheme="minorHAnsi"/>
+          <w:color w:val="000000" w:themeColor="text1"/>
+          <w:sz w:val="40"/>
+          <w:szCs w:val="40"/>
+        </w:rPr>
+        <w:t>Haitian integrante único.</w:t>
+      </w:r>
+    </w:p>
+    <w:p>
+      <w:pPr>
+        <w:rPr>
+          <w:rFonts w:cstheme="minorHAnsi"/>
+          <w:color w:val="000000" w:themeColor="text1"/>
+          <w:sz w:val="40"/>
+          <w:szCs w:val="40"/>
+        </w:rPr>
+      </w:pPr>
+    </w:p>
+    <w:p>
+      <w:pPr>
+        <w:rPr>
+          <w:rFonts w:cstheme="minorHAnsi"/>
+          <w:color w:val="000000" w:themeColor="text1"/>
+          <w:sz w:val="40"/>
+          <w:szCs w:val="40"/>
+        </w:rPr>
+      </w:pPr>
+      <w:r>
+        <w:rPr>
+          <w:rFonts w:cstheme="minorHAnsi"/>
+          <w:b/>
+          <w:bCs/>
+          <w:color w:val="000000" w:themeColor="text1"/>
+          <w:sz w:val="40"/>
+          <w:szCs w:val="40"/>
+        </w:rPr>
+        <w:t>Finalización:</w:t>
+      </w:r>
+      <w:r>
+        <w:rPr>
+          <w:rFonts w:cstheme="minorHAnsi"/>
+          <w:b/>
+          <w:bCs/>
+          <w:color w:val="000000" w:themeColor="text1"/>
+          <w:sz w:val="40"/>
+          <w:szCs w:val="40"/>
+        </w:rPr>
+        <w:t xml:space="preserve"> </w:t>
+      </w:r>
     </w:p>
     <w:p>
       <w:pPr>
@@ -1729,7 +2188,7 @@
   <w:style w:type="paragraph" w:default="1" w:styleId="Normal">
     <w:name w:val="Normal"/>
     <w:qFormat/>
-    <w:rsid w:val="00671EC7"/>
+    <w:rsid w:val="002E2A3E"/>
   </w:style>
   <w:style w:type="character" w:default="1" w:styleId="Fuentedeprrafopredeter">
     <w:name w:val="Default Paragraph Font"/>

--- a/Diario_Scrum.docx
+++ b/Diario_Scrum.docx
@@ -1,6 +1,6 @@
 
 <file path=word/document.xml><?xml version="1.0" encoding="utf-8"?>
-<w:document xmlns:wpc="http://schemas.microsoft.com/office/word/2010/wordprocessingCanvas" xmlns:cx="http://schemas.microsoft.com/office/drawing/2014/chartex" xmlns:cx1="http://schemas.microsoft.com/office/drawing/2015/9/8/chartex" xmlns:cx2="http://schemas.microsoft.com/office/drawing/2015/10/21/chartex" xmlns:cx3="http://schemas.microsoft.com/office/drawing/2016/5/9/chartex" xmlns:cx4="http://schemas.microsoft.com/office/drawing/2016/5/10/chartex" xmlns:cx5="http://schemas.microsoft.com/office/drawing/2016/5/11/chartex" xmlns:cx6="http://schemas.microsoft.com/office/drawing/2016/5/12/chartex" xmlns:cx7="http://schemas.microsoft.com/office/drawing/2016/5/13/chartex" xmlns:cx8="http://schemas.microsoft.com/office/drawing/2016/5/14/chartex" xmlns:mc="http://schemas.openxmlformats.org/markup-compatibility/2006" xmlns:aink="http://schemas.microsoft.com/office/drawing/2016/ink" xmlns:am3d="http://schemas.microsoft.com/office/drawing/2017/model3d" xmlns:o="urn:schemas-microsoft-com:office:office" xmlns:oel="http://schemas.microsoft.com/office/2019/extlst" xmlns:r="http://schemas.openxmlformats.org/officeDocument/2006/relationships" xmlns:m="http://schemas.openxmlformats.org/officeDocument/2006/math" xmlns:v="urn:schemas-microsoft-com:vml" xmlns:wp14="http://schemas.microsoft.com/office/word/2010/wordprocessingDrawing" xmlns:wp="http://schemas.openxmlformats.org/drawingml/2006/wordprocessingDrawing" xmlns:w10="urn:schemas-microsoft-com:office:word" xmlns:w="http://schemas.openxmlformats.org/wordprocessingml/2006/main" xmlns:w14="http://schemas.microsoft.com/office/word/2010/wordml" xmlns:w15="http://schemas.microsoft.com/office/word/2012/wordml" xmlns:w16cex="http://schemas.microsoft.com/office/word/2018/wordml/cex" xmlns:w16cid="http://schemas.microsoft.com/office/word/2016/wordml/cid" xmlns:w16="http://schemas.microsoft.com/office/word/2018/wordml" xmlns:w16sdtdh="http://schemas.microsoft.com/office/word/2020/wordml/sdtdatahash" xmlns:w16se="http://schemas.microsoft.com/office/word/2015/wordml/symex" xmlns:wpg="http://schemas.microsoft.com/office/word/2010/wordprocessingGroup" xmlns:wpi="http://schemas.microsoft.com/office/word/2010/wordprocessingInk" xmlns:wne="http://schemas.microsoft.com/office/word/2006/wordml" xmlns:wps="http://schemas.microsoft.com/office/word/2010/wordprocessingShape" mc:Ignorable="w14 w15 w16se w16cid w16 w16cex w16sdtdh wp14">
+<w:document xmlns:wpc="http://schemas.microsoft.com/office/word/2010/wordprocessingCanvas" xmlns:cx="http://schemas.microsoft.com/office/drawing/2014/chartex" xmlns:cx1="http://schemas.microsoft.com/office/drawing/2015/9/8/chartex" xmlns:cx2="http://schemas.microsoft.com/office/drawing/2015/10/21/chartex" xmlns:cx3="http://schemas.microsoft.com/office/drawing/2016/5/9/chartex" xmlns:cx4="http://schemas.microsoft.com/office/drawing/2016/5/10/chartex" xmlns:cx5="http://schemas.microsoft.com/office/drawing/2016/5/11/chartex" xmlns:cx6="http://schemas.microsoft.com/office/drawing/2016/5/12/chartex" xmlns:cx7="http://schemas.microsoft.com/office/drawing/2016/5/13/chartex" xmlns:cx8="http://schemas.microsoft.com/office/drawing/2016/5/14/chartex" xmlns:mc="http://schemas.openxmlformats.org/markup-compatibility/2006" xmlns:aink="http://schemas.microsoft.com/office/drawing/2016/ink" xmlns:am3d="http://schemas.microsoft.com/office/drawing/2017/model3d" xmlns:o="urn:schemas-microsoft-com:office:office" xmlns:oel="http://schemas.microsoft.com/office/2019/extlst" xmlns:r="http://schemas.openxmlformats.org/officeDocument/2006/relationships" xmlns:m="http://schemas.openxmlformats.org/officeDocument/2006/math" xmlns:v="urn:schemas-microsoft-com:vml" xmlns:wp14="http://schemas.microsoft.com/office/word/2010/wordprocessingDrawing" xmlns:wp="http://schemas.openxmlformats.org/drawingml/2006/wordprocessingDrawing" xmlns:w10="urn:schemas-microsoft-com:office:word" xmlns:w="http://schemas.openxmlformats.org/wordprocessingml/2006/main" xmlns:w14="http://schemas.microsoft.com/office/word/2010/wordml" xmlns:w15="http://schemas.microsoft.com/office/word/2012/wordml" xmlns:w16cex="http://schemas.microsoft.com/office/word/2018/wordml/cex" xmlns:w16cid="http://schemas.microsoft.com/office/word/2016/wordml/cid" xmlns:w16="http://schemas.microsoft.com/office/word/2018/wordml" xmlns:w16du="http://schemas.microsoft.com/office/word/2023/wordml/word16du" xmlns:w16sdtdh="http://schemas.microsoft.com/office/word/2020/wordml/sdtdatahash" xmlns:w16se="http://schemas.microsoft.com/office/word/2015/wordml/symex" xmlns:wpg="http://schemas.microsoft.com/office/word/2010/wordprocessingGroup" xmlns:wpi="http://schemas.microsoft.com/office/word/2010/wordprocessingInk" xmlns:wne="http://schemas.microsoft.com/office/word/2006/wordml" xmlns:wps="http://schemas.microsoft.com/office/word/2010/wordprocessingShape" mc:Ignorable="w14 w15 w16se w16cid w16 w16cex w16sdtdh wp14">
   <w:body>
     <w:p>
       <w:pPr>
@@ -135,6 +135,8 @@
       <w:pPr>
         <w:rPr>
           <w:rFonts w:cstheme="minorHAnsi"/>
+          <w:b/>
+          <w:bCs/>
           <w:color w:val="000000" w:themeColor="text1"/>
           <w:sz w:val="56"/>
           <w:szCs w:val="56"/>
@@ -144,299 +146,1325 @@
       <w:r>
         <w:rPr>
           <w:rFonts w:cstheme="minorHAnsi"/>
+          <w:b/>
+          <w:bCs/>
           <w:color w:val="000000" w:themeColor="text1"/>
           <w:sz w:val="56"/>
           <w:szCs w:val="56"/>
           <w:u w:val="thick"/>
         </w:rPr>
-        <w:t xml:space="preserve">Planificación 1 </w:t>
-      </w:r>
-      <w:proofErr w:type="spellStart"/>
-      <w:r>
-        <w:rPr>
-          <w:rFonts w:cstheme="minorHAnsi"/>
+        <w:t>Planificación 1 er Sprint</w:t>
+      </w:r>
+    </w:p>
+    <w:p>
+      <w:pPr>
+        <w:rPr>
+          <w:rFonts w:cstheme="minorHAnsi"/>
+          <w:color w:val="000000" w:themeColor="text1"/>
+          <w:sz w:val="40"/>
+          <w:szCs w:val="40"/>
+        </w:rPr>
+      </w:pPr>
+      <w:r>
+        <w:rPr>
+          <w:rFonts w:cstheme="minorHAnsi"/>
+          <w:color w:val="000000" w:themeColor="text1"/>
+          <w:sz w:val="40"/>
+          <w:szCs w:val="40"/>
+        </w:rPr>
+        <w:t>-</w:t>
+      </w:r>
+      <w:r>
+        <w:rPr>
+          <w:rFonts w:cstheme="minorHAnsi"/>
+          <w:color w:val="000000" w:themeColor="text1"/>
+          <w:sz w:val="40"/>
+          <w:szCs w:val="40"/>
+        </w:rPr>
+        <w:t xml:space="preserve">En el primer Sprint, definir qué </w:t>
+      </w:r>
+      <w:r>
+        <w:rPr>
+          <w:rFonts w:cstheme="minorHAnsi"/>
+          <w:color w:val="000000" w:themeColor="text1"/>
+          <w:sz w:val="40"/>
+          <w:szCs w:val="40"/>
+        </w:rPr>
+        <w:t>tan grande será el proyecto, a nivel de funcionalidad.</w:t>
+      </w:r>
+    </w:p>
+    <w:p>
+      <w:pPr>
+        <w:rPr>
+          <w:rFonts w:cstheme="minorHAnsi"/>
+          <w:color w:val="000000" w:themeColor="text1"/>
+          <w:sz w:val="40"/>
+          <w:szCs w:val="40"/>
+        </w:rPr>
+      </w:pPr>
+      <w:r>
+        <w:rPr>
+          <w:rFonts w:cstheme="minorHAnsi"/>
+          <w:color w:val="000000" w:themeColor="text1"/>
+          <w:sz w:val="40"/>
+          <w:szCs w:val="40"/>
+        </w:rPr>
+        <w:t>-</w:t>
+      </w:r>
+      <w:r>
+        <w:rPr>
+          <w:rFonts w:cstheme="minorHAnsi"/>
+          <w:color w:val="000000" w:themeColor="text1"/>
+          <w:sz w:val="40"/>
+          <w:szCs w:val="40"/>
+        </w:rPr>
+        <w:t>Planificación de la base de datos.</w:t>
+      </w:r>
+    </w:p>
+    <w:p>
+      <w:pPr>
+        <w:rPr>
+          <w:rFonts w:cstheme="minorHAnsi"/>
+          <w:color w:val="000000" w:themeColor="text1"/>
+          <w:sz w:val="40"/>
+          <w:szCs w:val="40"/>
+        </w:rPr>
+      </w:pPr>
+      <w:r>
+        <w:rPr>
+          <w:rFonts w:cstheme="minorHAnsi"/>
+          <w:color w:val="000000" w:themeColor="text1"/>
+          <w:sz w:val="40"/>
+          <w:szCs w:val="40"/>
+        </w:rPr>
+        <w:t>-</w:t>
+      </w:r>
+      <w:r>
+        <w:rPr>
+          <w:rFonts w:cstheme="minorHAnsi"/>
+          <w:color w:val="000000" w:themeColor="text1"/>
+          <w:sz w:val="40"/>
+          <w:szCs w:val="40"/>
+        </w:rPr>
+        <w:t>Que tecnologías emplear.</w:t>
+      </w:r>
+    </w:p>
+    <w:p>
+      <w:pPr>
+        <w:rPr>
+          <w:rFonts w:cstheme="minorHAnsi"/>
+          <w:color w:val="000000" w:themeColor="text1"/>
+          <w:sz w:val="40"/>
+          <w:szCs w:val="40"/>
+        </w:rPr>
+      </w:pPr>
+      <w:r>
+        <w:rPr>
+          <w:rFonts w:cstheme="minorHAnsi"/>
+          <w:color w:val="000000" w:themeColor="text1"/>
+          <w:sz w:val="40"/>
+          <w:szCs w:val="40"/>
+        </w:rPr>
+        <w:t>-Hacer un mockup para presentar, y tener referencias.</w:t>
+      </w:r>
+    </w:p>
+    <w:p>
+      <w:pPr>
+        <w:rPr>
+          <w:rFonts w:cstheme="minorHAnsi"/>
+          <w:color w:val="000000" w:themeColor="text1"/>
+          <w:sz w:val="40"/>
+          <w:szCs w:val="40"/>
+        </w:rPr>
+      </w:pPr>
+    </w:p>
+    <w:p>
+      <w:pPr>
+        <w:rPr>
+          <w:rFonts w:cstheme="minorHAnsi"/>
+          <w:color w:val="000000" w:themeColor="text1"/>
+          <w:sz w:val="40"/>
+          <w:szCs w:val="40"/>
+        </w:rPr>
+      </w:pPr>
+      <w:r>
+        <w:rPr>
+          <w:rFonts w:cstheme="minorHAnsi"/>
+          <w:color w:val="000000" w:themeColor="text1"/>
+          <w:sz w:val="40"/>
+          <w:szCs w:val="40"/>
+        </w:rPr>
+        <w:t>-</w:t>
+      </w:r>
+      <w:r>
+        <w:rPr>
+          <w:rFonts w:cstheme="minorHAnsi"/>
+          <w:color w:val="000000" w:themeColor="text1"/>
+          <w:sz w:val="40"/>
+          <w:szCs w:val="40"/>
+        </w:rPr>
+        <w:t>Fecha límite: 04/04/2023</w:t>
+      </w:r>
+    </w:p>
+    <w:p>
+      <w:pPr>
+        <w:rPr>
+          <w:rFonts w:cstheme="minorHAnsi"/>
+          <w:color w:val="000000" w:themeColor="text1"/>
+          <w:sz w:val="40"/>
+          <w:szCs w:val="40"/>
+        </w:rPr>
+      </w:pPr>
+    </w:p>
+    <w:p>
+      <w:pPr>
+        <w:rPr>
+          <w:rFonts w:cstheme="minorHAnsi"/>
+          <w:color w:val="000000" w:themeColor="text1"/>
+          <w:sz w:val="40"/>
+          <w:szCs w:val="40"/>
+        </w:rPr>
+      </w:pPr>
+    </w:p>
+    <w:p>
+      <w:pPr>
+        <w:rPr>
+          <w:rFonts w:cstheme="minorHAnsi"/>
+          <w:b/>
+          <w:bCs/>
           <w:color w:val="000000" w:themeColor="text1"/>
           <w:sz w:val="56"/>
           <w:szCs w:val="56"/>
           <w:u w:val="thick"/>
         </w:rPr>
-        <w:t>er</w:t>
-      </w:r>
-      <w:proofErr w:type="spellEnd"/>
-      <w:r>
-        <w:rPr>
-          <w:rFonts w:cstheme="minorHAnsi"/>
+      </w:pPr>
+      <w:r>
+        <w:rPr>
+          <w:rFonts w:cstheme="minorHAnsi"/>
+          <w:b/>
+          <w:bCs/>
           <w:color w:val="000000" w:themeColor="text1"/>
           <w:sz w:val="56"/>
           <w:szCs w:val="56"/>
           <w:u w:val="thick"/>
         </w:rPr>
-        <w:t xml:space="preserve"> Sprint</w:t>
-      </w:r>
-    </w:p>
-    <w:p>
-      <w:pPr>
-        <w:rPr>
-          <w:rFonts w:cstheme="minorHAnsi"/>
-          <w:color w:val="000000" w:themeColor="text1"/>
-          <w:sz w:val="40"/>
-          <w:szCs w:val="40"/>
-        </w:rPr>
-      </w:pPr>
-      <w:r>
-        <w:rPr>
-          <w:rFonts w:cstheme="minorHAnsi"/>
-          <w:color w:val="000000" w:themeColor="text1"/>
-          <w:sz w:val="40"/>
-          <w:szCs w:val="40"/>
-        </w:rPr>
-        <w:t>-</w:t>
-      </w:r>
-      <w:r>
-        <w:rPr>
-          <w:rFonts w:cstheme="minorHAnsi"/>
-          <w:color w:val="000000" w:themeColor="text1"/>
-          <w:sz w:val="40"/>
-          <w:szCs w:val="40"/>
-        </w:rPr>
-        <w:t xml:space="preserve">En el primer Sprint, definir qué </w:t>
-      </w:r>
-      <w:r>
-        <w:rPr>
-          <w:rFonts w:cstheme="minorHAnsi"/>
-          <w:color w:val="000000" w:themeColor="text1"/>
-          <w:sz w:val="40"/>
-          <w:szCs w:val="40"/>
-        </w:rPr>
-        <w:t>tan grande será el proyecto, a nivel de funcionalidad.</w:t>
-      </w:r>
-    </w:p>
-    <w:p>
-      <w:pPr>
-        <w:rPr>
-          <w:rFonts w:cstheme="minorHAnsi"/>
-          <w:color w:val="000000" w:themeColor="text1"/>
-          <w:sz w:val="40"/>
-          <w:szCs w:val="40"/>
-        </w:rPr>
-      </w:pPr>
-      <w:r>
-        <w:rPr>
-          <w:rFonts w:cstheme="minorHAnsi"/>
-          <w:color w:val="000000" w:themeColor="text1"/>
-          <w:sz w:val="40"/>
-          <w:szCs w:val="40"/>
-        </w:rPr>
-        <w:t>-</w:t>
-      </w:r>
-      <w:r>
-        <w:rPr>
-          <w:rFonts w:cstheme="minorHAnsi"/>
-          <w:color w:val="000000" w:themeColor="text1"/>
-          <w:sz w:val="40"/>
-          <w:szCs w:val="40"/>
-        </w:rPr>
-        <w:t>Planificación de la base de datos.</w:t>
-      </w:r>
-    </w:p>
-    <w:p>
-      <w:pPr>
-        <w:rPr>
-          <w:rFonts w:cstheme="minorHAnsi"/>
-          <w:color w:val="000000" w:themeColor="text1"/>
-          <w:sz w:val="40"/>
-          <w:szCs w:val="40"/>
-        </w:rPr>
-      </w:pPr>
-      <w:r>
-        <w:rPr>
-          <w:rFonts w:cstheme="minorHAnsi"/>
-          <w:color w:val="000000" w:themeColor="text1"/>
-          <w:sz w:val="40"/>
-          <w:szCs w:val="40"/>
-        </w:rPr>
-        <w:t>-</w:t>
-      </w:r>
-      <w:r>
-        <w:rPr>
-          <w:rFonts w:cstheme="minorHAnsi"/>
-          <w:color w:val="000000" w:themeColor="text1"/>
-          <w:sz w:val="40"/>
-          <w:szCs w:val="40"/>
-        </w:rPr>
-        <w:t>Que tecnologías emplear.</w:t>
-      </w:r>
-    </w:p>
-    <w:p>
-      <w:pPr>
-        <w:rPr>
-          <w:rFonts w:cstheme="minorHAnsi"/>
-          <w:color w:val="000000" w:themeColor="text1"/>
-          <w:sz w:val="40"/>
-          <w:szCs w:val="40"/>
-        </w:rPr>
-      </w:pPr>
-      <w:r>
-        <w:rPr>
-          <w:rFonts w:cstheme="minorHAnsi"/>
-          <w:color w:val="000000" w:themeColor="text1"/>
-          <w:sz w:val="40"/>
-          <w:szCs w:val="40"/>
-        </w:rPr>
-        <w:t>-Hacer un mockup para presentar, y tener referencias.</w:t>
-      </w:r>
-    </w:p>
-    <w:p>
-      <w:pPr>
-        <w:rPr>
-          <w:rFonts w:cstheme="minorHAnsi"/>
-          <w:color w:val="000000" w:themeColor="text1"/>
-          <w:sz w:val="40"/>
-          <w:szCs w:val="40"/>
-        </w:rPr>
-      </w:pPr>
-    </w:p>
-    <w:p>
-      <w:pPr>
-        <w:rPr>
-          <w:rFonts w:cstheme="minorHAnsi"/>
-          <w:color w:val="000000" w:themeColor="text1"/>
-          <w:sz w:val="40"/>
-          <w:szCs w:val="40"/>
-        </w:rPr>
-      </w:pPr>
-      <w:r>
-        <w:rPr>
-          <w:rFonts w:cstheme="minorHAnsi"/>
-          <w:color w:val="000000" w:themeColor="text1"/>
-          <w:sz w:val="40"/>
-          <w:szCs w:val="40"/>
-        </w:rPr>
-        <w:t>-</w:t>
-      </w:r>
-      <w:r>
-        <w:rPr>
-          <w:rFonts w:cstheme="minorHAnsi"/>
-          <w:color w:val="000000" w:themeColor="text1"/>
-          <w:sz w:val="40"/>
-          <w:szCs w:val="40"/>
-        </w:rPr>
-        <w:t>Fecha límite: 04/04/2023</w:t>
-      </w:r>
-    </w:p>
-    <w:p>
-      <w:pPr>
-        <w:rPr>
-          <w:rFonts w:cstheme="minorHAnsi"/>
-          <w:color w:val="000000" w:themeColor="text1"/>
-          <w:sz w:val="40"/>
-          <w:szCs w:val="40"/>
-        </w:rPr>
-      </w:pPr>
-    </w:p>
-    <w:p>
-      <w:pPr>
-        <w:rPr>
-          <w:rFonts w:cstheme="minorHAnsi"/>
-          <w:color w:val="000000" w:themeColor="text1"/>
-          <w:sz w:val="40"/>
-          <w:szCs w:val="40"/>
-        </w:rPr>
-      </w:pPr>
-    </w:p>
-    <w:p>
-      <w:pPr>
-        <w:rPr>
-          <w:rFonts w:cstheme="minorHAnsi"/>
+        <w:t>Dialy 1 er Sprint</w:t>
+      </w:r>
+    </w:p>
+    <w:p>
+      <w:pPr>
+        <w:rPr>
+          <w:rFonts w:cstheme="minorHAnsi"/>
+          <w:color w:val="000000" w:themeColor="text1"/>
+          <w:sz w:val="40"/>
+          <w:szCs w:val="40"/>
+        </w:rPr>
+      </w:pPr>
+      <w:r>
+        <w:rPr>
+          <w:rFonts w:cstheme="minorHAnsi"/>
+          <w:color w:val="000000" w:themeColor="text1"/>
+          <w:sz w:val="40"/>
+          <w:szCs w:val="40"/>
+        </w:rPr>
+        <w:t xml:space="preserve">Nose si se puede con una </w:t>
+      </w:r>
+      <w:r>
+        <w:rPr>
+          <w:rFonts w:cstheme="minorHAnsi"/>
+          <w:color w:val="000000" w:themeColor="text1"/>
+          <w:sz w:val="40"/>
+          <w:szCs w:val="40"/>
+        </w:rPr>
+        <w:t>persona,</w:t>
+      </w:r>
+      <w:r>
+        <w:rPr>
+          <w:rFonts w:cstheme="minorHAnsi"/>
+          <w:color w:val="000000" w:themeColor="text1"/>
+          <w:sz w:val="40"/>
+          <w:szCs w:val="40"/>
+        </w:rPr>
+        <w:t xml:space="preserve"> pero lo voy a intentar, de normal esta es una reunión del equipo para acordar que tareas realizara cada miembro ese día.</w:t>
+      </w:r>
+    </w:p>
+    <w:p>
+      <w:pPr>
+        <w:rPr>
+          <w:rFonts w:cstheme="minorHAnsi"/>
+          <w:color w:val="000000" w:themeColor="text1"/>
+          <w:sz w:val="40"/>
+          <w:szCs w:val="40"/>
+        </w:rPr>
+      </w:pPr>
+    </w:p>
+    <w:p>
+      <w:pPr>
+        <w:rPr>
+          <w:rFonts w:cstheme="minorHAnsi"/>
+          <w:color w:val="000000" w:themeColor="text1"/>
+          <w:sz w:val="40"/>
+          <w:szCs w:val="40"/>
+        </w:rPr>
+      </w:pPr>
+    </w:p>
+    <w:p>
+      <w:pPr>
+        <w:rPr>
+          <w:rFonts w:cstheme="minorHAnsi"/>
+          <w:color w:val="000000" w:themeColor="text1"/>
+          <w:sz w:val="48"/>
+          <w:szCs w:val="48"/>
+          <w:u w:val="thick"/>
+        </w:rPr>
+      </w:pPr>
+      <w:r>
+        <w:rPr>
+          <w:rFonts w:cstheme="minorHAnsi"/>
+          <w:color w:val="000000" w:themeColor="text1"/>
+          <w:sz w:val="48"/>
+          <w:szCs w:val="48"/>
+          <w:u w:val="thick"/>
+        </w:rPr>
+        <w:lastRenderedPageBreak/>
+        <w:t>Dia 1</w:t>
+      </w:r>
+    </w:p>
+    <w:p>
+      <w:pPr>
+        <w:rPr>
+          <w:rFonts w:cstheme="minorHAnsi"/>
+          <w:color w:val="000000" w:themeColor="text1"/>
+          <w:sz w:val="40"/>
+          <w:szCs w:val="40"/>
+        </w:rPr>
+      </w:pPr>
+      <w:r>
+        <w:rPr>
+          <w:rFonts w:cstheme="minorHAnsi"/>
+          <w:b/>
+          <w:bCs/>
+          <w:color w:val="000000" w:themeColor="text1"/>
+          <w:sz w:val="40"/>
+          <w:szCs w:val="40"/>
+        </w:rPr>
+        <w:t>Objetivos:</w:t>
+      </w:r>
+      <w:r>
+        <w:rPr>
+          <w:rFonts w:cstheme="minorHAnsi"/>
+          <w:color w:val="000000" w:themeColor="text1"/>
+          <w:sz w:val="40"/>
+          <w:szCs w:val="40"/>
+        </w:rPr>
+        <w:t xml:space="preserve"> Determinar que puede el usuario </w:t>
+      </w:r>
+      <w:r>
+        <w:rPr>
+          <w:rFonts w:cstheme="minorHAnsi"/>
+          <w:color w:val="000000" w:themeColor="text1"/>
+          <w:sz w:val="40"/>
+          <w:szCs w:val="40"/>
+        </w:rPr>
+        <w:t>a</w:t>
+      </w:r>
+      <w:r>
+        <w:rPr>
+          <w:rFonts w:cstheme="minorHAnsi"/>
+          <w:color w:val="000000" w:themeColor="text1"/>
+          <w:sz w:val="40"/>
+          <w:szCs w:val="40"/>
+        </w:rPr>
+        <w:t xml:space="preserve"> hacer con </w:t>
+      </w:r>
+      <w:r>
+        <w:rPr>
+          <w:rFonts w:cstheme="minorHAnsi"/>
+          <w:color w:val="000000" w:themeColor="text1"/>
+          <w:sz w:val="40"/>
+          <w:szCs w:val="40"/>
+        </w:rPr>
+        <w:t>la aplicación, las funcionalidades que debe tener</w:t>
+      </w:r>
+      <w:r>
+        <w:rPr>
+          <w:rFonts w:cstheme="minorHAnsi"/>
+          <w:color w:val="000000" w:themeColor="text1"/>
+          <w:sz w:val="40"/>
+          <w:szCs w:val="40"/>
+        </w:rPr>
+        <w:t xml:space="preserve"> y tecnología a usar.</w:t>
+      </w:r>
+    </w:p>
+    <w:p>
+      <w:pPr>
+        <w:rPr>
+          <w:rFonts w:cstheme="minorHAnsi"/>
+          <w:color w:val="000000" w:themeColor="text1"/>
+          <w:sz w:val="40"/>
+          <w:szCs w:val="40"/>
+        </w:rPr>
+      </w:pPr>
+    </w:p>
+    <w:p>
+      <w:pPr>
+        <w:rPr>
+          <w:rFonts w:cstheme="minorHAnsi"/>
+          <w:color w:val="000000" w:themeColor="text1"/>
+          <w:sz w:val="40"/>
+          <w:szCs w:val="40"/>
+        </w:rPr>
+      </w:pPr>
+      <w:r>
+        <w:rPr>
+          <w:rFonts w:cstheme="minorHAnsi"/>
+          <w:b/>
+          <w:bCs/>
+          <w:color w:val="000000" w:themeColor="text1"/>
+          <w:sz w:val="40"/>
+          <w:szCs w:val="40"/>
+        </w:rPr>
+        <w:t>Asignación:</w:t>
+      </w:r>
+      <w:r>
+        <w:rPr>
+          <w:rFonts w:cstheme="minorHAnsi"/>
+          <w:b/>
+          <w:bCs/>
+          <w:color w:val="000000" w:themeColor="text1"/>
+          <w:sz w:val="40"/>
+          <w:szCs w:val="40"/>
+        </w:rPr>
+        <w:t xml:space="preserve"> </w:t>
+      </w:r>
+      <w:r>
+        <w:rPr>
+          <w:rFonts w:cstheme="minorHAnsi"/>
+          <w:color w:val="000000" w:themeColor="text1"/>
+          <w:sz w:val="40"/>
+          <w:szCs w:val="40"/>
+        </w:rPr>
+        <w:t>Haitian integrante único.</w:t>
+      </w:r>
+    </w:p>
+    <w:p>
+      <w:pPr>
+        <w:rPr>
+          <w:rFonts w:cstheme="minorHAnsi"/>
+          <w:color w:val="000000" w:themeColor="text1"/>
+          <w:sz w:val="40"/>
+          <w:szCs w:val="40"/>
+        </w:rPr>
+      </w:pPr>
+    </w:p>
+    <w:p>
+      <w:pPr>
+        <w:rPr>
+          <w:rFonts w:cstheme="minorHAnsi"/>
+          <w:color w:val="000000" w:themeColor="text1"/>
+          <w:sz w:val="40"/>
+          <w:szCs w:val="40"/>
+        </w:rPr>
+      </w:pPr>
+      <w:r>
+        <w:rPr>
+          <w:rFonts w:cstheme="minorHAnsi"/>
+          <w:b/>
+          <w:bCs/>
+          <w:color w:val="000000" w:themeColor="text1"/>
+          <w:sz w:val="40"/>
+          <w:szCs w:val="40"/>
+        </w:rPr>
+        <w:t>Finalización:</w:t>
+      </w:r>
+      <w:r>
+        <w:rPr>
+          <w:rFonts w:cstheme="minorHAnsi"/>
+          <w:b/>
+          <w:bCs/>
+          <w:color w:val="000000" w:themeColor="text1"/>
+          <w:sz w:val="40"/>
+          <w:szCs w:val="40"/>
+        </w:rPr>
+        <w:t xml:space="preserve"> </w:t>
+      </w:r>
+      <w:r>
+        <w:rPr>
+          <w:rFonts w:cstheme="minorHAnsi"/>
+          <w:color w:val="000000" w:themeColor="text1"/>
+          <w:sz w:val="40"/>
+          <w:szCs w:val="40"/>
+        </w:rPr>
+        <w:t>Tarea finalizada. También finalice</w:t>
+      </w:r>
+      <w:r>
+        <w:rPr>
+          <w:rFonts w:cstheme="minorHAnsi"/>
+          <w:color w:val="000000" w:themeColor="text1"/>
+          <w:sz w:val="40"/>
+          <w:szCs w:val="40"/>
+        </w:rPr>
+        <w:t xml:space="preserve"> la planificación de la bbdd.</w:t>
+      </w:r>
+    </w:p>
+    <w:p>
+      <w:pPr>
+        <w:rPr>
+          <w:rFonts w:cstheme="minorHAnsi"/>
+          <w:color w:val="000000" w:themeColor="text1"/>
+          <w:sz w:val="40"/>
+          <w:szCs w:val="40"/>
+        </w:rPr>
+      </w:pPr>
+    </w:p>
+    <w:p>
+      <w:pPr>
+        <w:rPr>
+          <w:rFonts w:cstheme="minorHAnsi"/>
+          <w:color w:val="000000" w:themeColor="text1"/>
+          <w:sz w:val="40"/>
+          <w:szCs w:val="40"/>
+        </w:rPr>
+      </w:pPr>
+    </w:p>
+    <w:p>
+      <w:pPr>
+        <w:rPr>
+          <w:rFonts w:cstheme="minorHAnsi"/>
+          <w:color w:val="000000" w:themeColor="text1"/>
+          <w:sz w:val="40"/>
+          <w:szCs w:val="40"/>
+        </w:rPr>
+      </w:pPr>
+    </w:p>
+    <w:p>
+      <w:pPr>
+        <w:rPr>
+          <w:rFonts w:cstheme="minorHAnsi"/>
+          <w:color w:val="000000" w:themeColor="text1"/>
+          <w:sz w:val="48"/>
+          <w:szCs w:val="48"/>
+          <w:u w:val="thick"/>
+        </w:rPr>
+      </w:pPr>
+      <w:r>
+        <w:rPr>
+          <w:rFonts w:cstheme="minorHAnsi"/>
+          <w:color w:val="000000" w:themeColor="text1"/>
+          <w:sz w:val="48"/>
+          <w:szCs w:val="48"/>
+          <w:u w:val="thick"/>
+        </w:rPr>
+        <w:t xml:space="preserve">Dia </w:t>
+      </w:r>
+      <w:r>
+        <w:rPr>
+          <w:rFonts w:cstheme="minorHAnsi"/>
+          <w:color w:val="000000" w:themeColor="text1"/>
+          <w:sz w:val="48"/>
+          <w:szCs w:val="48"/>
+          <w:u w:val="thick"/>
+        </w:rPr>
+        <w:t>2</w:t>
+      </w:r>
+    </w:p>
+    <w:p>
+      <w:pPr>
+        <w:rPr>
+          <w:rFonts w:cstheme="minorHAnsi"/>
+          <w:color w:val="000000" w:themeColor="text1"/>
+          <w:sz w:val="40"/>
+          <w:szCs w:val="40"/>
+        </w:rPr>
+      </w:pPr>
+      <w:r>
+        <w:rPr>
+          <w:rFonts w:cstheme="minorHAnsi"/>
+          <w:b/>
+          <w:bCs/>
+          <w:color w:val="000000" w:themeColor="text1"/>
+          <w:sz w:val="40"/>
+          <w:szCs w:val="40"/>
+        </w:rPr>
+        <w:t>Objetivos:</w:t>
+      </w:r>
+      <w:r>
+        <w:rPr>
+          <w:rFonts w:cstheme="minorHAnsi"/>
+          <w:color w:val="000000" w:themeColor="text1"/>
+          <w:sz w:val="40"/>
+          <w:szCs w:val="40"/>
+        </w:rPr>
+        <w:t xml:space="preserve"> </w:t>
+      </w:r>
+      <w:r>
+        <w:rPr>
+          <w:rFonts w:cstheme="minorHAnsi"/>
+          <w:color w:val="000000" w:themeColor="text1"/>
+          <w:sz w:val="40"/>
+          <w:szCs w:val="40"/>
+        </w:rPr>
+        <w:t>Diseñar Mockup.</w:t>
+      </w:r>
+    </w:p>
+    <w:p>
+      <w:pPr>
+        <w:rPr>
+          <w:rFonts w:cstheme="minorHAnsi"/>
+          <w:color w:val="000000" w:themeColor="text1"/>
+          <w:sz w:val="40"/>
+          <w:szCs w:val="40"/>
+        </w:rPr>
+      </w:pPr>
+    </w:p>
+    <w:p>
+      <w:pPr>
+        <w:rPr>
+          <w:rFonts w:cstheme="minorHAnsi"/>
+          <w:color w:val="000000" w:themeColor="text1"/>
+          <w:sz w:val="40"/>
+          <w:szCs w:val="40"/>
+        </w:rPr>
+      </w:pPr>
+      <w:r>
+        <w:rPr>
+          <w:rFonts w:cstheme="minorHAnsi"/>
+          <w:b/>
+          <w:bCs/>
+          <w:color w:val="000000" w:themeColor="text1"/>
+          <w:sz w:val="40"/>
+          <w:szCs w:val="40"/>
+        </w:rPr>
+        <w:t>Asignación:</w:t>
+      </w:r>
+      <w:r>
+        <w:rPr>
+          <w:rFonts w:cstheme="minorHAnsi"/>
+          <w:b/>
+          <w:bCs/>
+          <w:color w:val="000000" w:themeColor="text1"/>
+          <w:sz w:val="40"/>
+          <w:szCs w:val="40"/>
+        </w:rPr>
+        <w:t xml:space="preserve"> </w:t>
+      </w:r>
+      <w:r>
+        <w:rPr>
+          <w:rFonts w:cstheme="minorHAnsi"/>
+          <w:color w:val="000000" w:themeColor="text1"/>
+          <w:sz w:val="40"/>
+          <w:szCs w:val="40"/>
+        </w:rPr>
+        <w:t>Haitian integrante único.</w:t>
+      </w:r>
+    </w:p>
+    <w:p>
+      <w:pPr>
+        <w:rPr>
+          <w:rFonts w:cstheme="minorHAnsi"/>
+          <w:color w:val="000000" w:themeColor="text1"/>
+          <w:sz w:val="40"/>
+          <w:szCs w:val="40"/>
+        </w:rPr>
+      </w:pPr>
+    </w:p>
+    <w:p>
+      <w:pPr>
+        <w:rPr>
+          <w:rFonts w:cstheme="minorHAnsi"/>
+          <w:color w:val="000000" w:themeColor="text1"/>
+          <w:sz w:val="40"/>
+          <w:szCs w:val="40"/>
+        </w:rPr>
+      </w:pPr>
+      <w:r>
+        <w:rPr>
+          <w:rFonts w:cstheme="minorHAnsi"/>
+          <w:b/>
+          <w:bCs/>
+          <w:color w:val="000000" w:themeColor="text1"/>
+          <w:sz w:val="40"/>
+          <w:szCs w:val="40"/>
+        </w:rPr>
+        <w:t>Finalización:</w:t>
+      </w:r>
+      <w:r>
+        <w:rPr>
+          <w:rFonts w:cstheme="minorHAnsi"/>
+          <w:b/>
+          <w:bCs/>
+          <w:color w:val="000000" w:themeColor="text1"/>
+          <w:sz w:val="40"/>
+          <w:szCs w:val="40"/>
+        </w:rPr>
+        <w:t xml:space="preserve"> </w:t>
+      </w:r>
+      <w:r>
+        <w:rPr>
+          <w:rFonts w:cstheme="minorHAnsi"/>
+          <w:color w:val="000000" w:themeColor="text1"/>
+          <w:sz w:val="40"/>
+          <w:szCs w:val="40"/>
+        </w:rPr>
+        <w:t>A medias.</w:t>
+      </w:r>
+    </w:p>
+    <w:p>
+      <w:pPr>
+        <w:rPr>
+          <w:rFonts w:cstheme="minorHAnsi"/>
+          <w:color w:val="000000" w:themeColor="text1"/>
+          <w:sz w:val="40"/>
+          <w:szCs w:val="40"/>
+        </w:rPr>
+      </w:pPr>
+    </w:p>
+    <w:p>
+      <w:pPr>
+        <w:rPr>
+          <w:rFonts w:cstheme="minorHAnsi"/>
+          <w:color w:val="000000" w:themeColor="text1"/>
+          <w:sz w:val="40"/>
+          <w:szCs w:val="40"/>
+        </w:rPr>
+      </w:pPr>
+    </w:p>
+    <w:p>
+      <w:pPr>
+        <w:rPr>
+          <w:rFonts w:cstheme="minorHAnsi"/>
+          <w:color w:val="000000" w:themeColor="text1"/>
+          <w:sz w:val="40"/>
+          <w:szCs w:val="40"/>
+        </w:rPr>
+      </w:pPr>
+    </w:p>
+    <w:p>
+      <w:pPr>
+        <w:rPr>
+          <w:rFonts w:cstheme="minorHAnsi"/>
+          <w:color w:val="000000" w:themeColor="text1"/>
+          <w:sz w:val="48"/>
+          <w:szCs w:val="48"/>
+          <w:u w:val="thick"/>
+        </w:rPr>
+      </w:pPr>
+      <w:r>
+        <w:rPr>
+          <w:rFonts w:cstheme="minorHAnsi"/>
+          <w:color w:val="000000" w:themeColor="text1"/>
+          <w:sz w:val="48"/>
+          <w:szCs w:val="48"/>
+          <w:u w:val="thick"/>
+        </w:rPr>
+        <w:lastRenderedPageBreak/>
+        <w:t xml:space="preserve">Dia </w:t>
+      </w:r>
+      <w:r>
+        <w:rPr>
+          <w:rFonts w:cstheme="minorHAnsi"/>
+          <w:color w:val="000000" w:themeColor="text1"/>
+          <w:sz w:val="48"/>
+          <w:szCs w:val="48"/>
+          <w:u w:val="thick"/>
+        </w:rPr>
+        <w:t>3</w:t>
+      </w:r>
+    </w:p>
+    <w:p>
+      <w:pPr>
+        <w:rPr>
+          <w:rFonts w:cstheme="minorHAnsi"/>
+          <w:color w:val="000000" w:themeColor="text1"/>
+          <w:sz w:val="40"/>
+          <w:szCs w:val="40"/>
+        </w:rPr>
+      </w:pPr>
+      <w:r>
+        <w:rPr>
+          <w:rFonts w:cstheme="minorHAnsi"/>
+          <w:b/>
+          <w:bCs/>
+          <w:color w:val="000000" w:themeColor="text1"/>
+          <w:sz w:val="40"/>
+          <w:szCs w:val="40"/>
+        </w:rPr>
+        <w:t>Objetivos:</w:t>
+      </w:r>
+      <w:r>
+        <w:rPr>
+          <w:rFonts w:cstheme="minorHAnsi"/>
+          <w:color w:val="000000" w:themeColor="text1"/>
+          <w:sz w:val="40"/>
+          <w:szCs w:val="40"/>
+        </w:rPr>
+        <w:t xml:space="preserve"> Diseñar Mockup.</w:t>
+      </w:r>
+    </w:p>
+    <w:p>
+      <w:pPr>
+        <w:rPr>
+          <w:rFonts w:cstheme="minorHAnsi"/>
+          <w:color w:val="000000" w:themeColor="text1"/>
+          <w:sz w:val="40"/>
+          <w:szCs w:val="40"/>
+        </w:rPr>
+      </w:pPr>
+    </w:p>
+    <w:p>
+      <w:pPr>
+        <w:rPr>
+          <w:rFonts w:cstheme="minorHAnsi"/>
+          <w:color w:val="000000" w:themeColor="text1"/>
+          <w:sz w:val="40"/>
+          <w:szCs w:val="40"/>
+        </w:rPr>
+      </w:pPr>
+      <w:r>
+        <w:rPr>
+          <w:rFonts w:cstheme="minorHAnsi"/>
+          <w:b/>
+          <w:bCs/>
+          <w:color w:val="000000" w:themeColor="text1"/>
+          <w:sz w:val="40"/>
+          <w:szCs w:val="40"/>
+        </w:rPr>
+        <w:t>Asignación:</w:t>
+      </w:r>
+      <w:r>
+        <w:rPr>
+          <w:rFonts w:cstheme="minorHAnsi"/>
+          <w:b/>
+          <w:bCs/>
+          <w:color w:val="000000" w:themeColor="text1"/>
+          <w:sz w:val="40"/>
+          <w:szCs w:val="40"/>
+        </w:rPr>
+        <w:t xml:space="preserve"> </w:t>
+      </w:r>
+      <w:r>
+        <w:rPr>
+          <w:rFonts w:cstheme="minorHAnsi"/>
+          <w:color w:val="000000" w:themeColor="text1"/>
+          <w:sz w:val="40"/>
+          <w:szCs w:val="40"/>
+        </w:rPr>
+        <w:t>Haitian integrante único.</w:t>
+      </w:r>
+    </w:p>
+    <w:p>
+      <w:pPr>
+        <w:rPr>
+          <w:rFonts w:cstheme="minorHAnsi"/>
+          <w:color w:val="000000" w:themeColor="text1"/>
+          <w:sz w:val="40"/>
+          <w:szCs w:val="40"/>
+        </w:rPr>
+      </w:pPr>
+    </w:p>
+    <w:p>
+      <w:pPr>
+        <w:rPr>
+          <w:rFonts w:cstheme="minorHAnsi"/>
+          <w:color w:val="000000" w:themeColor="text1"/>
+          <w:sz w:val="40"/>
+          <w:szCs w:val="40"/>
+        </w:rPr>
+      </w:pPr>
+      <w:r>
+        <w:rPr>
+          <w:rFonts w:cstheme="minorHAnsi"/>
+          <w:b/>
+          <w:bCs/>
+          <w:color w:val="000000" w:themeColor="text1"/>
+          <w:sz w:val="40"/>
+          <w:szCs w:val="40"/>
+        </w:rPr>
+        <w:t>Finalización:</w:t>
+      </w:r>
+      <w:r>
+        <w:rPr>
+          <w:rFonts w:cstheme="minorHAnsi"/>
+          <w:b/>
+          <w:bCs/>
+          <w:color w:val="000000" w:themeColor="text1"/>
+          <w:sz w:val="40"/>
+          <w:szCs w:val="40"/>
+        </w:rPr>
+        <w:t xml:space="preserve"> </w:t>
+      </w:r>
+      <w:r>
+        <w:rPr>
+          <w:rFonts w:cstheme="minorHAnsi"/>
+          <w:color w:val="000000" w:themeColor="text1"/>
+          <w:sz w:val="40"/>
+          <w:szCs w:val="40"/>
+        </w:rPr>
+        <w:t>Finalizado el mockup.</w:t>
+      </w:r>
+    </w:p>
+    <w:p>
+      <w:pPr>
+        <w:rPr>
+          <w:rFonts w:cstheme="minorHAnsi"/>
+          <w:color w:val="000000" w:themeColor="text1"/>
+          <w:sz w:val="40"/>
+          <w:szCs w:val="40"/>
+        </w:rPr>
+      </w:pPr>
+    </w:p>
+    <w:p>
+      <w:pPr>
+        <w:rPr>
+          <w:rFonts w:cstheme="minorHAnsi"/>
+          <w:color w:val="000000" w:themeColor="text1"/>
+          <w:sz w:val="40"/>
+          <w:szCs w:val="40"/>
+        </w:rPr>
+      </w:pPr>
+    </w:p>
+    <w:p>
+      <w:pPr>
+        <w:rPr>
+          <w:rFonts w:cstheme="minorHAnsi"/>
+          <w:color w:val="000000" w:themeColor="text1"/>
+          <w:sz w:val="40"/>
+          <w:szCs w:val="40"/>
+        </w:rPr>
+      </w:pPr>
+    </w:p>
+    <w:p>
+      <w:pPr>
+        <w:rPr>
+          <w:rFonts w:cstheme="minorHAnsi"/>
+          <w:color w:val="000000" w:themeColor="text1"/>
+          <w:sz w:val="48"/>
+          <w:szCs w:val="48"/>
+          <w:u w:val="thick"/>
+        </w:rPr>
+      </w:pPr>
+      <w:r>
+        <w:rPr>
+          <w:rFonts w:cstheme="minorHAnsi"/>
+          <w:color w:val="000000" w:themeColor="text1"/>
+          <w:sz w:val="48"/>
+          <w:szCs w:val="48"/>
+          <w:u w:val="thick"/>
+        </w:rPr>
+        <w:t xml:space="preserve">Dia </w:t>
+      </w:r>
+      <w:r>
+        <w:rPr>
+          <w:rFonts w:cstheme="minorHAnsi"/>
+          <w:color w:val="000000" w:themeColor="text1"/>
+          <w:sz w:val="48"/>
+          <w:szCs w:val="48"/>
+          <w:u w:val="thick"/>
+        </w:rPr>
+        <w:t>4</w:t>
+      </w:r>
+    </w:p>
+    <w:p>
+      <w:pPr>
+        <w:rPr>
+          <w:rFonts w:cstheme="minorHAnsi"/>
+          <w:color w:val="000000" w:themeColor="text1"/>
+          <w:sz w:val="40"/>
+          <w:szCs w:val="40"/>
+        </w:rPr>
+      </w:pPr>
+      <w:r>
+        <w:rPr>
+          <w:rFonts w:cstheme="minorHAnsi"/>
+          <w:b/>
+          <w:bCs/>
+          <w:color w:val="000000" w:themeColor="text1"/>
+          <w:sz w:val="40"/>
+          <w:szCs w:val="40"/>
+        </w:rPr>
+        <w:t>Objetivos:</w:t>
+      </w:r>
+      <w:r>
+        <w:rPr>
+          <w:rFonts w:cstheme="minorHAnsi"/>
+          <w:color w:val="000000" w:themeColor="text1"/>
+          <w:sz w:val="40"/>
+          <w:szCs w:val="40"/>
+        </w:rPr>
+        <w:t xml:space="preserve"> Investigar la tecnología a usar.</w:t>
+      </w:r>
+    </w:p>
+    <w:p>
+      <w:pPr>
+        <w:rPr>
+          <w:rFonts w:cstheme="minorHAnsi"/>
+          <w:color w:val="000000" w:themeColor="text1"/>
+          <w:sz w:val="40"/>
+          <w:szCs w:val="40"/>
+        </w:rPr>
+      </w:pPr>
+    </w:p>
+    <w:p>
+      <w:pPr>
+        <w:rPr>
+          <w:rFonts w:cstheme="minorHAnsi"/>
+          <w:color w:val="000000" w:themeColor="text1"/>
+          <w:sz w:val="40"/>
+          <w:szCs w:val="40"/>
+        </w:rPr>
+      </w:pPr>
+      <w:r>
+        <w:rPr>
+          <w:rFonts w:cstheme="minorHAnsi"/>
+          <w:b/>
+          <w:bCs/>
+          <w:color w:val="000000" w:themeColor="text1"/>
+          <w:sz w:val="40"/>
+          <w:szCs w:val="40"/>
+        </w:rPr>
+        <w:t>Asignación:</w:t>
+      </w:r>
+      <w:r>
+        <w:rPr>
+          <w:rFonts w:cstheme="minorHAnsi"/>
+          <w:b/>
+          <w:bCs/>
+          <w:color w:val="000000" w:themeColor="text1"/>
+          <w:sz w:val="40"/>
+          <w:szCs w:val="40"/>
+        </w:rPr>
+        <w:t xml:space="preserve"> </w:t>
+      </w:r>
+      <w:r>
+        <w:rPr>
+          <w:rFonts w:cstheme="minorHAnsi"/>
+          <w:color w:val="000000" w:themeColor="text1"/>
+          <w:sz w:val="40"/>
+          <w:szCs w:val="40"/>
+        </w:rPr>
+        <w:t>Haitian integrante único.</w:t>
+      </w:r>
+    </w:p>
+    <w:p>
+      <w:pPr>
+        <w:rPr>
+          <w:rFonts w:cstheme="minorHAnsi"/>
+          <w:color w:val="000000" w:themeColor="text1"/>
+          <w:sz w:val="40"/>
+          <w:szCs w:val="40"/>
+        </w:rPr>
+      </w:pPr>
+    </w:p>
+    <w:p>
+      <w:pPr>
+        <w:rPr>
+          <w:rFonts w:cstheme="minorHAnsi"/>
+          <w:color w:val="000000" w:themeColor="text1"/>
+          <w:sz w:val="40"/>
+          <w:szCs w:val="40"/>
+        </w:rPr>
+      </w:pPr>
+      <w:r>
+        <w:rPr>
+          <w:rFonts w:cstheme="minorHAnsi"/>
+          <w:b/>
+          <w:bCs/>
+          <w:color w:val="000000" w:themeColor="text1"/>
+          <w:sz w:val="40"/>
+          <w:szCs w:val="40"/>
+        </w:rPr>
+        <w:t>Finalización:</w:t>
+      </w:r>
+      <w:r>
+        <w:rPr>
+          <w:rFonts w:cstheme="minorHAnsi"/>
+          <w:b/>
+          <w:bCs/>
+          <w:color w:val="000000" w:themeColor="text1"/>
+          <w:sz w:val="40"/>
+          <w:szCs w:val="40"/>
+        </w:rPr>
+        <w:t xml:space="preserve"> </w:t>
+      </w:r>
+    </w:p>
+    <w:p>
+      <w:pPr>
+        <w:rPr>
+          <w:rFonts w:cstheme="minorHAnsi"/>
+          <w:color w:val="000000" w:themeColor="text1"/>
+          <w:sz w:val="40"/>
+          <w:szCs w:val="40"/>
+        </w:rPr>
+      </w:pPr>
+    </w:p>
+    <w:p>
+      <w:pPr>
+        <w:rPr>
+          <w:rFonts w:cstheme="minorHAnsi"/>
+          <w:color w:val="000000" w:themeColor="text1"/>
+          <w:sz w:val="40"/>
+          <w:szCs w:val="40"/>
+        </w:rPr>
+      </w:pPr>
+    </w:p>
+    <w:p>
+      <w:pPr>
+        <w:rPr>
+          <w:rFonts w:cstheme="minorHAnsi"/>
+          <w:b/>
+          <w:bCs/>
           <w:color w:val="000000" w:themeColor="text1"/>
           <w:sz w:val="56"/>
           <w:szCs w:val="56"/>
           <w:u w:val="thick"/>
         </w:rPr>
       </w:pPr>
-      <w:proofErr w:type="spellStart"/>
-      <w:r>
-        <w:rPr>
-          <w:rFonts w:cstheme="minorHAnsi"/>
+      <w:r>
+        <w:rPr>
+          <w:rFonts w:cstheme="minorHAnsi"/>
+          <w:b/>
+          <w:bCs/>
           <w:color w:val="000000" w:themeColor="text1"/>
           <w:sz w:val="56"/>
           <w:szCs w:val="56"/>
           <w:u w:val="thick"/>
         </w:rPr>
-        <w:t>Dialy</w:t>
-      </w:r>
-      <w:proofErr w:type="spellEnd"/>
-      <w:r>
-        <w:rPr>
-          <w:rFonts w:cstheme="minorHAnsi"/>
+        <w:t>Observación</w:t>
+      </w:r>
+      <w:r>
+        <w:rPr>
+          <w:rFonts w:cstheme="minorHAnsi"/>
+          <w:b/>
+          <w:bCs/>
           <w:color w:val="000000" w:themeColor="text1"/>
           <w:sz w:val="56"/>
           <w:szCs w:val="56"/>
           <w:u w:val="thick"/>
         </w:rPr>
-        <w:t xml:space="preserve"> 1 </w:t>
-      </w:r>
-      <w:proofErr w:type="spellStart"/>
-      <w:r>
-        <w:rPr>
-          <w:rFonts w:cstheme="minorHAnsi"/>
+        <w:t xml:space="preserve"> 1 er Sprint</w:t>
+      </w:r>
+    </w:p>
+    <w:p>
+      <w:pPr>
+        <w:rPr>
+          <w:rFonts w:cstheme="minorHAnsi"/>
+          <w:color w:val="000000" w:themeColor="text1"/>
+          <w:sz w:val="40"/>
+          <w:szCs w:val="40"/>
+        </w:rPr>
+      </w:pPr>
+      <w:r>
+        <w:rPr>
+          <w:rFonts w:cstheme="minorHAnsi"/>
+          <w:color w:val="000000" w:themeColor="text1"/>
+          <w:sz w:val="40"/>
+          <w:szCs w:val="40"/>
+        </w:rPr>
+        <w:t>No ha habido problemas en el primer sprint</w:t>
+      </w:r>
+    </w:p>
+    <w:p>
+      <w:pPr>
+        <w:rPr>
+          <w:rFonts w:cstheme="minorHAnsi"/>
+          <w:color w:val="000000" w:themeColor="text1"/>
+          <w:sz w:val="40"/>
+          <w:szCs w:val="40"/>
+        </w:rPr>
+      </w:pPr>
+    </w:p>
+    <w:p>
+      <w:pPr>
+        <w:rPr>
+          <w:rFonts w:cstheme="minorHAnsi"/>
+          <w:b/>
+          <w:bCs/>
           <w:color w:val="000000" w:themeColor="text1"/>
           <w:sz w:val="56"/>
           <w:szCs w:val="56"/>
           <w:u w:val="thick"/>
         </w:rPr>
-        <w:t>er</w:t>
-      </w:r>
-      <w:proofErr w:type="spellEnd"/>
-      <w:r>
-        <w:rPr>
-          <w:rFonts w:cstheme="minorHAnsi"/>
+      </w:pPr>
+      <w:r>
+        <w:rPr>
+          <w:rFonts w:cstheme="minorHAnsi"/>
+          <w:b/>
+          <w:bCs/>
           <w:color w:val="000000" w:themeColor="text1"/>
           <w:sz w:val="56"/>
           <w:szCs w:val="56"/>
           <w:u w:val="thick"/>
         </w:rPr>
-        <w:t xml:space="preserve"> Sprint</w:t>
-      </w:r>
-    </w:p>
-    <w:p>
-      <w:pPr>
-        <w:rPr>
-          <w:rFonts w:cstheme="minorHAnsi"/>
-          <w:color w:val="000000" w:themeColor="text1"/>
-          <w:sz w:val="40"/>
-          <w:szCs w:val="40"/>
-        </w:rPr>
-      </w:pPr>
-      <w:r>
-        <w:rPr>
-          <w:rFonts w:cstheme="minorHAnsi"/>
-          <w:color w:val="000000" w:themeColor="text1"/>
-          <w:sz w:val="40"/>
-          <w:szCs w:val="40"/>
-        </w:rPr>
-        <w:t>Nose si se puede con una persona pero lo voy a intentar, de normal esta es una reunión del equipo para acordar que tareas realizara cada miembro ese día.</w:t>
-      </w:r>
-    </w:p>
-    <w:p>
-      <w:pPr>
-        <w:rPr>
-          <w:rFonts w:cstheme="minorHAnsi"/>
-          <w:color w:val="000000" w:themeColor="text1"/>
-          <w:sz w:val="40"/>
-          <w:szCs w:val="40"/>
-        </w:rPr>
-      </w:pPr>
-    </w:p>
-    <w:p>
-      <w:pPr>
-        <w:rPr>
-          <w:rFonts w:cstheme="minorHAnsi"/>
-          <w:color w:val="000000" w:themeColor="text1"/>
-          <w:sz w:val="40"/>
-          <w:szCs w:val="40"/>
-        </w:rPr>
-      </w:pPr>
+        <w:lastRenderedPageBreak/>
+        <w:t>Planificación 2 er Sprint</w:t>
+      </w:r>
+    </w:p>
+    <w:p>
+      <w:pPr>
+        <w:rPr>
+          <w:rFonts w:cstheme="minorHAnsi"/>
+          <w:color w:val="000000" w:themeColor="text1"/>
+          <w:sz w:val="40"/>
+          <w:szCs w:val="40"/>
+        </w:rPr>
+      </w:pPr>
+      <w:r>
+        <w:rPr>
+          <w:rFonts w:cstheme="minorHAnsi"/>
+          <w:color w:val="000000" w:themeColor="text1"/>
+          <w:sz w:val="40"/>
+          <w:szCs w:val="40"/>
+        </w:rPr>
+        <w:t>-</w:t>
+      </w:r>
+      <w:r>
+        <w:rPr>
+          <w:rFonts w:cstheme="minorHAnsi"/>
+          <w:color w:val="000000" w:themeColor="text1"/>
+          <w:sz w:val="40"/>
+          <w:szCs w:val="40"/>
+        </w:rPr>
+        <w:t xml:space="preserve">En el </w:t>
+      </w:r>
+      <w:r>
+        <w:rPr>
+          <w:rFonts w:cstheme="minorHAnsi"/>
+          <w:color w:val="000000" w:themeColor="text1"/>
+          <w:sz w:val="40"/>
+          <w:szCs w:val="40"/>
+        </w:rPr>
+        <w:t>segundo</w:t>
+      </w:r>
+      <w:r>
+        <w:rPr>
+          <w:rFonts w:cstheme="minorHAnsi"/>
+          <w:color w:val="000000" w:themeColor="text1"/>
+          <w:sz w:val="40"/>
+          <w:szCs w:val="40"/>
+        </w:rPr>
+        <w:t xml:space="preserve"> Sprint, </w:t>
+      </w:r>
+      <w:r>
+        <w:rPr>
+          <w:rFonts w:cstheme="minorHAnsi"/>
+          <w:color w:val="000000" w:themeColor="text1"/>
+          <w:sz w:val="40"/>
+          <w:szCs w:val="40"/>
+        </w:rPr>
+        <w:t>se intentará finalizar las bases de la navegación, y la interfaz.</w:t>
+      </w:r>
+    </w:p>
+    <w:p>
+      <w:pPr>
+        <w:rPr>
+          <w:rFonts w:cstheme="minorHAnsi"/>
+          <w:color w:val="000000" w:themeColor="text1"/>
+          <w:sz w:val="40"/>
+          <w:szCs w:val="40"/>
+        </w:rPr>
+      </w:pPr>
+      <w:r>
+        <w:rPr>
+          <w:rFonts w:cstheme="minorHAnsi"/>
+          <w:color w:val="000000" w:themeColor="text1"/>
+          <w:sz w:val="40"/>
+          <w:szCs w:val="40"/>
+        </w:rPr>
+        <w:t>-Establecer conexión con el servidor.</w:t>
+      </w:r>
+    </w:p>
+    <w:p>
+      <w:pPr>
+        <w:rPr>
+          <w:rFonts w:cstheme="minorHAnsi"/>
+          <w:color w:val="000000" w:themeColor="text1"/>
+          <w:sz w:val="40"/>
+          <w:szCs w:val="40"/>
+        </w:rPr>
+      </w:pPr>
+      <w:r>
+        <w:rPr>
+          <w:rFonts w:cstheme="minorHAnsi"/>
+          <w:color w:val="000000" w:themeColor="text1"/>
+          <w:sz w:val="40"/>
+          <w:szCs w:val="40"/>
+        </w:rPr>
+        <w:t>-Iniciar el servidor</w:t>
+      </w:r>
+    </w:p>
+    <w:p>
+      <w:pPr>
+        <w:rPr>
+          <w:rFonts w:cstheme="minorHAnsi"/>
+          <w:color w:val="000000" w:themeColor="text1"/>
+          <w:sz w:val="40"/>
+          <w:szCs w:val="40"/>
+        </w:rPr>
+      </w:pPr>
+    </w:p>
+    <w:p>
+      <w:pPr>
+        <w:rPr>
+          <w:rFonts w:cstheme="minorHAnsi"/>
+          <w:color w:val="000000" w:themeColor="text1"/>
+          <w:sz w:val="40"/>
+          <w:szCs w:val="40"/>
+        </w:rPr>
+      </w:pPr>
+      <w:r>
+        <w:rPr>
+          <w:rFonts w:cstheme="minorHAnsi"/>
+          <w:color w:val="000000" w:themeColor="text1"/>
+          <w:sz w:val="40"/>
+          <w:szCs w:val="40"/>
+        </w:rPr>
+        <w:t>-Fecha límite: 10/04/2023</w:t>
+      </w:r>
+    </w:p>
+    <w:p>
+      <w:pPr>
+        <w:rPr>
+          <w:rFonts w:cstheme="minorHAnsi"/>
+          <w:color w:val="000000" w:themeColor="text1"/>
+          <w:sz w:val="40"/>
+          <w:szCs w:val="40"/>
+        </w:rPr>
+      </w:pPr>
+    </w:p>
+    <w:p>
+      <w:pPr>
+        <w:rPr>
+          <w:rFonts w:cstheme="minorHAnsi"/>
+          <w:color w:val="000000" w:themeColor="text1"/>
+          <w:sz w:val="40"/>
+          <w:szCs w:val="40"/>
+        </w:rPr>
+      </w:pPr>
+    </w:p>
+    <w:p>
+      <w:pPr>
+        <w:rPr>
+          <w:rFonts w:cstheme="minorHAnsi"/>
+          <w:b/>
+          <w:bCs/>
+          <w:color w:val="000000" w:themeColor="text1"/>
+          <w:sz w:val="56"/>
+          <w:szCs w:val="56"/>
+          <w:u w:val="thick"/>
+        </w:rPr>
+      </w:pPr>
+      <w:r>
+        <w:rPr>
+          <w:rFonts w:cstheme="minorHAnsi"/>
+          <w:b/>
+          <w:bCs/>
+          <w:color w:val="000000" w:themeColor="text1"/>
+          <w:sz w:val="56"/>
+          <w:szCs w:val="56"/>
+          <w:u w:val="thick"/>
+        </w:rPr>
+        <w:t>Dialy 2 er Sprint</w:t>
+      </w:r>
     </w:p>
     <w:p>
       <w:pPr>
@@ -456,7 +1484,6 @@
           <w:szCs w:val="48"/>
           <w:u w:val="thick"/>
         </w:rPr>
-        <w:lastRenderedPageBreak/>
         <w:t>Dia 1</w:t>
       </w:r>
     </w:p>
@@ -487,43 +1514,7 @@
           <w:sz w:val="40"/>
           <w:szCs w:val="40"/>
         </w:rPr>
-        <w:t xml:space="preserve"> Determinar que puede el usuario </w:t>
-      </w:r>
-      <w:r>
-        <w:rPr>
-          <w:rFonts w:cstheme="minorHAnsi"/>
-          <w:color w:val="000000" w:themeColor="text1"/>
-          <w:sz w:val="40"/>
-          <w:szCs w:val="40"/>
-        </w:rPr>
-        <w:t>a</w:t>
-      </w:r>
-      <w:r>
-        <w:rPr>
-          <w:rFonts w:cstheme="minorHAnsi"/>
-          <w:color w:val="000000" w:themeColor="text1"/>
-          <w:sz w:val="40"/>
-          <w:szCs w:val="40"/>
-        </w:rPr>
-        <w:t xml:space="preserve"> hacer con </w:t>
-      </w:r>
-      <w:r>
-        <w:rPr>
-          <w:rFonts w:cstheme="minorHAnsi"/>
-          <w:color w:val="000000" w:themeColor="text1"/>
-          <w:sz w:val="40"/>
-          <w:szCs w:val="40"/>
-        </w:rPr>
-        <w:t>la aplicación, las funcionalidades que debe tener</w:t>
-      </w:r>
-      <w:r>
-        <w:rPr>
-          <w:rFonts w:cstheme="minorHAnsi"/>
-          <w:color w:val="000000" w:themeColor="text1"/>
-          <w:sz w:val="40"/>
-          <w:szCs w:val="40"/>
-        </w:rPr>
-        <w:t xml:space="preserve"> y tecnología a usar.</w:t>
+        <w:t xml:space="preserve"> Iniciar proyecto descargar dependencias, e intentar finalizar la navegación entre ventanas.</w:t>
       </w:r>
     </w:p>
     <w:p>
@@ -625,57 +1616,8 @@
           <w:sz w:val="40"/>
           <w:szCs w:val="40"/>
         </w:rPr>
-        <w:t>Tarea finalizada. También finalice</w:t>
-      </w:r>
-      <w:r>
-        <w:rPr>
-          <w:rFonts w:cstheme="minorHAnsi"/>
-          <w:color w:val="000000" w:themeColor="text1"/>
-          <w:sz w:val="40"/>
-          <w:szCs w:val="40"/>
-        </w:rPr>
-        <w:t xml:space="preserve"> la planificación de la </w:t>
-      </w:r>
-      <w:proofErr w:type="spellStart"/>
-      <w:r>
-        <w:rPr>
-          <w:rFonts w:cstheme="minorHAnsi"/>
-          <w:color w:val="000000" w:themeColor="text1"/>
-          <w:sz w:val="40"/>
-          <w:szCs w:val="40"/>
-        </w:rPr>
-        <w:t>bbdd</w:t>
-      </w:r>
-      <w:proofErr w:type="spellEnd"/>
-      <w:r>
-        <w:rPr>
-          <w:rFonts w:cstheme="minorHAnsi"/>
-          <w:color w:val="000000" w:themeColor="text1"/>
-          <w:sz w:val="40"/>
-          <w:szCs w:val="40"/>
-        </w:rPr>
-        <w:t>.</w:t>
-      </w:r>
-    </w:p>
-    <w:p>
-      <w:pPr>
-        <w:rPr>
-          <w:rFonts w:cstheme="minorHAnsi"/>
-          <w:color w:val="000000" w:themeColor="text1"/>
-          <w:sz w:val="40"/>
-          <w:szCs w:val="40"/>
-        </w:rPr>
-      </w:pPr>
-    </w:p>
-    <w:p>
-      <w:pPr>
-        <w:rPr>
-          <w:rFonts w:cstheme="minorHAnsi"/>
-          <w:color w:val="000000" w:themeColor="text1"/>
-          <w:sz w:val="40"/>
-          <w:szCs w:val="40"/>
-        </w:rPr>
-      </w:pPr>
+        <w:t>Dependencias solucionado</w:t>
+      </w:r>
     </w:p>
     <w:p>
       <w:pPr>
@@ -697,7 +1639,9 @@
           <w:u w:val="thick"/>
         </w:rPr>
       </w:pPr>
-      <w:r>
+    </w:p>
+    <w:p>
+      <w:pPr>
         <w:rPr>
           <w:rFonts w:cstheme="minorHAnsi"/>
           <w:color w:val="000000" w:themeColor="text1"/>
@@ -705,9 +1649,10 @@
           <w:szCs w:val="48"/>
           <w:u w:val="thick"/>
         </w:rPr>
-        <w:t xml:space="preserve">Dia </w:t>
-      </w:r>
-      <w:r>
+      </w:pPr>
+    </w:p>
+    <w:p>
+      <w:pPr>
         <w:rPr>
           <w:rFonts w:cstheme="minorHAnsi"/>
           <w:color w:val="000000" w:themeColor="text1"/>
@@ -715,182 +1660,8 @@
           <w:szCs w:val="48"/>
           <w:u w:val="thick"/>
         </w:rPr>
-        <w:t>2</w:t>
-      </w:r>
-    </w:p>
-    <w:p>
-      <w:pPr>
-        <w:rPr>
-          <w:rFonts w:cstheme="minorHAnsi"/>
-          <w:color w:val="000000" w:themeColor="text1"/>
-          <w:sz w:val="40"/>
-          <w:szCs w:val="40"/>
-        </w:rPr>
-      </w:pPr>
-      <w:r>
-        <w:rPr>
-          <w:rFonts w:cstheme="minorHAnsi"/>
-          <w:b/>
-          <w:bCs/>
-          <w:color w:val="000000" w:themeColor="text1"/>
-          <w:sz w:val="40"/>
-          <w:szCs w:val="40"/>
-        </w:rPr>
-        <w:t>Objetivos:</w:t>
-      </w:r>
-      <w:r>
-        <w:rPr>
-          <w:rFonts w:cstheme="minorHAnsi"/>
-          <w:color w:val="000000" w:themeColor="text1"/>
-          <w:sz w:val="40"/>
-          <w:szCs w:val="40"/>
-        </w:rPr>
-        <w:t xml:space="preserve"> </w:t>
-      </w:r>
-      <w:r>
-        <w:rPr>
-          <w:rFonts w:cstheme="minorHAnsi"/>
-          <w:color w:val="000000" w:themeColor="text1"/>
-          <w:sz w:val="40"/>
-          <w:szCs w:val="40"/>
-        </w:rPr>
-        <w:t>Diseñar Mockup.</w:t>
-      </w:r>
-    </w:p>
-    <w:p>
-      <w:pPr>
-        <w:rPr>
-          <w:rFonts w:cstheme="minorHAnsi"/>
-          <w:color w:val="000000" w:themeColor="text1"/>
-          <w:sz w:val="40"/>
-          <w:szCs w:val="40"/>
-        </w:rPr>
-      </w:pPr>
-    </w:p>
-    <w:p>
-      <w:pPr>
-        <w:rPr>
-          <w:rFonts w:cstheme="minorHAnsi"/>
-          <w:color w:val="000000" w:themeColor="text1"/>
-          <w:sz w:val="40"/>
-          <w:szCs w:val="40"/>
-        </w:rPr>
-      </w:pPr>
-      <w:r>
-        <w:rPr>
-          <w:rFonts w:cstheme="minorHAnsi"/>
-          <w:b/>
-          <w:bCs/>
-          <w:color w:val="000000" w:themeColor="text1"/>
-          <w:sz w:val="40"/>
-          <w:szCs w:val="40"/>
-        </w:rPr>
-        <w:t>Asignación:</w:t>
-      </w:r>
-      <w:r>
-        <w:rPr>
-          <w:rFonts w:cstheme="minorHAnsi"/>
-          <w:b/>
-          <w:bCs/>
-          <w:color w:val="000000" w:themeColor="text1"/>
-          <w:sz w:val="40"/>
-          <w:szCs w:val="40"/>
-        </w:rPr>
-        <w:t xml:space="preserve"> </w:t>
-      </w:r>
-      <w:r>
-        <w:rPr>
-          <w:rFonts w:cstheme="minorHAnsi"/>
-          <w:color w:val="000000" w:themeColor="text1"/>
-          <w:sz w:val="40"/>
-          <w:szCs w:val="40"/>
-        </w:rPr>
-        <w:t>Haitian integrante único.</w:t>
-      </w:r>
-    </w:p>
-    <w:p>
-      <w:pPr>
-        <w:rPr>
-          <w:rFonts w:cstheme="minorHAnsi"/>
-          <w:color w:val="000000" w:themeColor="text1"/>
-          <w:sz w:val="40"/>
-          <w:szCs w:val="40"/>
-        </w:rPr>
-      </w:pPr>
-    </w:p>
-    <w:p>
-      <w:pPr>
-        <w:rPr>
-          <w:rFonts w:cstheme="minorHAnsi"/>
-          <w:color w:val="000000" w:themeColor="text1"/>
-          <w:sz w:val="40"/>
-          <w:szCs w:val="40"/>
-        </w:rPr>
-      </w:pPr>
-      <w:r>
-        <w:rPr>
-          <w:rFonts w:cstheme="minorHAnsi"/>
-          <w:b/>
-          <w:bCs/>
-          <w:color w:val="000000" w:themeColor="text1"/>
-          <w:sz w:val="40"/>
-          <w:szCs w:val="40"/>
-        </w:rPr>
-        <w:t>Finalización:</w:t>
-      </w:r>
-      <w:r>
-        <w:rPr>
-          <w:rFonts w:cstheme="minorHAnsi"/>
-          <w:b/>
-          <w:bCs/>
-          <w:color w:val="000000" w:themeColor="text1"/>
-          <w:sz w:val="40"/>
-          <w:szCs w:val="40"/>
-        </w:rPr>
-        <w:t xml:space="preserve"> </w:t>
-      </w:r>
-      <w:r>
-        <w:rPr>
-          <w:rFonts w:cstheme="minorHAnsi"/>
-          <w:color w:val="000000" w:themeColor="text1"/>
-          <w:sz w:val="40"/>
-          <w:szCs w:val="40"/>
-        </w:rPr>
-        <w:t>A medias.</w:t>
-      </w:r>
-    </w:p>
-    <w:p>
-      <w:pPr>
-        <w:rPr>
-          <w:rFonts w:cstheme="minorHAnsi"/>
-          <w:color w:val="000000" w:themeColor="text1"/>
-          <w:sz w:val="40"/>
-          <w:szCs w:val="40"/>
-        </w:rPr>
-      </w:pPr>
-    </w:p>
-    <w:p>
-      <w:pPr>
-        <w:rPr>
-          <w:rFonts w:cstheme="minorHAnsi"/>
-          <w:color w:val="000000" w:themeColor="text1"/>
-          <w:sz w:val="40"/>
-          <w:szCs w:val="40"/>
-        </w:rPr>
-      </w:pPr>
-    </w:p>
-    <w:p>
-      <w:pPr>
-        <w:rPr>
-          <w:rFonts w:cstheme="minorHAnsi"/>
-          <w:color w:val="000000" w:themeColor="text1"/>
-          <w:sz w:val="40"/>
-          <w:szCs w:val="40"/>
-        </w:rPr>
-      </w:pPr>
-    </w:p>
-    <w:p>
-      <w:pPr>
+      </w:pPr>
+      <w:r>
         <w:rPr>
           <w:rFonts w:cstheme="minorHAnsi"/>
           <w:color w:val="000000" w:themeColor="text1"/>
@@ -898,7 +1669,9 @@
           <w:szCs w:val="48"/>
           <w:u w:val="thick"/>
         </w:rPr>
-      </w:pPr>
+        <w:lastRenderedPageBreak/>
+        <w:t xml:space="preserve">Dia </w:t>
+      </w:r>
       <w:r>
         <w:rPr>
           <w:rFonts w:cstheme="minorHAnsi"/>
@@ -907,6 +1680,420 @@
           <w:szCs w:val="48"/>
           <w:u w:val="thick"/>
         </w:rPr>
+        <w:t>2</w:t>
+      </w:r>
+    </w:p>
+    <w:p>
+      <w:pPr>
+        <w:rPr>
+          <w:rFonts w:cstheme="minorHAnsi"/>
+          <w:color w:val="000000" w:themeColor="text1"/>
+          <w:sz w:val="40"/>
+          <w:szCs w:val="40"/>
+        </w:rPr>
+      </w:pPr>
+      <w:r>
+        <w:rPr>
+          <w:rFonts w:cstheme="minorHAnsi"/>
+          <w:b/>
+          <w:bCs/>
+          <w:color w:val="000000" w:themeColor="text1"/>
+          <w:sz w:val="40"/>
+          <w:szCs w:val="40"/>
+        </w:rPr>
+        <w:t>Objetivos:</w:t>
+      </w:r>
+      <w:r>
+        <w:rPr>
+          <w:rFonts w:cstheme="minorHAnsi"/>
+          <w:color w:val="000000" w:themeColor="text1"/>
+          <w:sz w:val="40"/>
+          <w:szCs w:val="40"/>
+        </w:rPr>
+        <w:t xml:space="preserve"> </w:t>
+      </w:r>
+      <w:r>
+        <w:rPr>
+          <w:rFonts w:cstheme="minorHAnsi"/>
+          <w:color w:val="000000" w:themeColor="text1"/>
+          <w:sz w:val="40"/>
+          <w:szCs w:val="40"/>
+        </w:rPr>
+        <w:t>F</w:t>
+      </w:r>
+      <w:r>
+        <w:rPr>
+          <w:rFonts w:cstheme="minorHAnsi"/>
+          <w:color w:val="000000" w:themeColor="text1"/>
+          <w:sz w:val="40"/>
+          <w:szCs w:val="40"/>
+        </w:rPr>
+        <w:t>inalizar la navegación entre ventanas.</w:t>
+      </w:r>
+    </w:p>
+    <w:p>
+      <w:pPr>
+        <w:rPr>
+          <w:rFonts w:cstheme="minorHAnsi"/>
+          <w:color w:val="000000" w:themeColor="text1"/>
+          <w:sz w:val="40"/>
+          <w:szCs w:val="40"/>
+        </w:rPr>
+      </w:pPr>
+    </w:p>
+    <w:p>
+      <w:pPr>
+        <w:rPr>
+          <w:rFonts w:cstheme="minorHAnsi"/>
+          <w:color w:val="000000" w:themeColor="text1"/>
+          <w:sz w:val="40"/>
+          <w:szCs w:val="40"/>
+        </w:rPr>
+      </w:pPr>
+      <w:r>
+        <w:rPr>
+          <w:rFonts w:cstheme="minorHAnsi"/>
+          <w:b/>
+          <w:bCs/>
+          <w:color w:val="000000" w:themeColor="text1"/>
+          <w:sz w:val="40"/>
+          <w:szCs w:val="40"/>
+        </w:rPr>
+        <w:t>Asignación:</w:t>
+      </w:r>
+      <w:r>
+        <w:rPr>
+          <w:rFonts w:cstheme="minorHAnsi"/>
+          <w:b/>
+          <w:bCs/>
+          <w:color w:val="000000" w:themeColor="text1"/>
+          <w:sz w:val="40"/>
+          <w:szCs w:val="40"/>
+        </w:rPr>
+        <w:t xml:space="preserve"> </w:t>
+      </w:r>
+      <w:r>
+        <w:rPr>
+          <w:rFonts w:cstheme="minorHAnsi"/>
+          <w:color w:val="000000" w:themeColor="text1"/>
+          <w:sz w:val="40"/>
+          <w:szCs w:val="40"/>
+        </w:rPr>
+        <w:t>Haitian integrante único.</w:t>
+      </w:r>
+    </w:p>
+    <w:p>
+      <w:pPr>
+        <w:rPr>
+          <w:rFonts w:cstheme="minorHAnsi"/>
+          <w:color w:val="000000" w:themeColor="text1"/>
+          <w:sz w:val="40"/>
+          <w:szCs w:val="40"/>
+        </w:rPr>
+      </w:pPr>
+    </w:p>
+    <w:p>
+      <w:pPr>
+        <w:rPr>
+          <w:rFonts w:cstheme="minorHAnsi"/>
+          <w:color w:val="000000" w:themeColor="text1"/>
+          <w:sz w:val="40"/>
+          <w:szCs w:val="40"/>
+        </w:rPr>
+      </w:pPr>
+      <w:r>
+        <w:rPr>
+          <w:rFonts w:cstheme="minorHAnsi"/>
+          <w:b/>
+          <w:bCs/>
+          <w:color w:val="000000" w:themeColor="text1"/>
+          <w:sz w:val="40"/>
+          <w:szCs w:val="40"/>
+        </w:rPr>
+        <w:t>Finalización:</w:t>
+      </w:r>
+      <w:r>
+        <w:rPr>
+          <w:rFonts w:cstheme="minorHAnsi"/>
+          <w:b/>
+          <w:bCs/>
+          <w:color w:val="000000" w:themeColor="text1"/>
+          <w:sz w:val="40"/>
+          <w:szCs w:val="40"/>
+        </w:rPr>
+        <w:t xml:space="preserve"> </w:t>
+      </w:r>
+      <w:r>
+        <w:rPr>
+          <w:rFonts w:cstheme="minorHAnsi"/>
+          <w:color w:val="000000" w:themeColor="text1"/>
+          <w:sz w:val="40"/>
+          <w:szCs w:val="40"/>
+        </w:rPr>
+        <w:t>Falta por finalizar la navegación</w:t>
+      </w:r>
+    </w:p>
+    <w:p>
+      <w:pPr>
+        <w:rPr>
+          <w:rFonts w:cstheme="minorHAnsi"/>
+          <w:color w:val="000000" w:themeColor="text1"/>
+          <w:sz w:val="40"/>
+          <w:szCs w:val="40"/>
+        </w:rPr>
+      </w:pPr>
+    </w:p>
+    <w:p>
+      <w:pPr>
+        <w:rPr>
+          <w:rFonts w:cstheme="minorHAnsi"/>
+          <w:color w:val="000000" w:themeColor="text1"/>
+          <w:sz w:val="40"/>
+          <w:szCs w:val="40"/>
+        </w:rPr>
+      </w:pPr>
+    </w:p>
+    <w:p>
+      <w:pPr>
+        <w:rPr>
+          <w:rFonts w:cstheme="minorHAnsi"/>
+          <w:color w:val="000000" w:themeColor="text1"/>
+          <w:sz w:val="40"/>
+          <w:szCs w:val="40"/>
+        </w:rPr>
+      </w:pPr>
+    </w:p>
+    <w:p>
+      <w:pPr>
+        <w:rPr>
+          <w:rFonts w:cstheme="minorHAnsi"/>
+          <w:color w:val="000000" w:themeColor="text1"/>
+          <w:sz w:val="40"/>
+          <w:szCs w:val="40"/>
+        </w:rPr>
+      </w:pPr>
+    </w:p>
+    <w:p>
+      <w:pPr>
+        <w:rPr>
+          <w:rFonts w:cstheme="minorHAnsi"/>
+          <w:color w:val="000000" w:themeColor="text1"/>
+          <w:sz w:val="40"/>
+          <w:szCs w:val="40"/>
+        </w:rPr>
+      </w:pPr>
+    </w:p>
+    <w:p>
+      <w:pPr>
+        <w:rPr>
+          <w:rFonts w:cstheme="minorHAnsi"/>
+          <w:color w:val="000000" w:themeColor="text1"/>
+          <w:sz w:val="48"/>
+          <w:szCs w:val="48"/>
+          <w:u w:val="thick"/>
+        </w:rPr>
+      </w:pPr>
+      <w:r>
+        <w:rPr>
+          <w:rFonts w:cstheme="minorHAnsi"/>
+          <w:color w:val="000000" w:themeColor="text1"/>
+          <w:sz w:val="48"/>
+          <w:szCs w:val="48"/>
+          <w:u w:val="thick"/>
+        </w:rPr>
+        <w:t xml:space="preserve">Dia </w:t>
+      </w:r>
+      <w:r>
+        <w:rPr>
+          <w:rFonts w:cstheme="minorHAnsi"/>
+          <w:color w:val="000000" w:themeColor="text1"/>
+          <w:sz w:val="48"/>
+          <w:szCs w:val="48"/>
+          <w:u w:val="thick"/>
+        </w:rPr>
+        <w:t>3</w:t>
+      </w:r>
+    </w:p>
+    <w:p>
+      <w:pPr>
+        <w:rPr>
+          <w:rFonts w:cstheme="minorHAnsi"/>
+          <w:color w:val="000000" w:themeColor="text1"/>
+          <w:sz w:val="40"/>
+          <w:szCs w:val="40"/>
+        </w:rPr>
+      </w:pPr>
+      <w:r>
+        <w:rPr>
+          <w:rFonts w:cstheme="minorHAnsi"/>
+          <w:b/>
+          <w:bCs/>
+          <w:color w:val="000000" w:themeColor="text1"/>
+          <w:sz w:val="40"/>
+          <w:szCs w:val="40"/>
+        </w:rPr>
+        <w:t>Objetivos:</w:t>
+      </w:r>
+      <w:r>
+        <w:rPr>
+          <w:rFonts w:cstheme="minorHAnsi"/>
+          <w:color w:val="000000" w:themeColor="text1"/>
+          <w:sz w:val="40"/>
+          <w:szCs w:val="40"/>
+        </w:rPr>
+        <w:t xml:space="preserve"> Finalizar la navegación entre ventanas.</w:t>
+      </w:r>
+    </w:p>
+    <w:p>
+      <w:pPr>
+        <w:rPr>
+          <w:rFonts w:cstheme="minorHAnsi"/>
+          <w:color w:val="000000" w:themeColor="text1"/>
+          <w:sz w:val="40"/>
+          <w:szCs w:val="40"/>
+        </w:rPr>
+      </w:pPr>
+    </w:p>
+    <w:p>
+      <w:pPr>
+        <w:rPr>
+          <w:rFonts w:cstheme="minorHAnsi"/>
+          <w:color w:val="000000" w:themeColor="text1"/>
+          <w:sz w:val="40"/>
+          <w:szCs w:val="40"/>
+        </w:rPr>
+      </w:pPr>
+      <w:r>
+        <w:rPr>
+          <w:rFonts w:cstheme="minorHAnsi"/>
+          <w:b/>
+          <w:bCs/>
+          <w:color w:val="000000" w:themeColor="text1"/>
+          <w:sz w:val="40"/>
+          <w:szCs w:val="40"/>
+        </w:rPr>
+        <w:t>Asignación:</w:t>
+      </w:r>
+      <w:r>
+        <w:rPr>
+          <w:rFonts w:cstheme="minorHAnsi"/>
+          <w:b/>
+          <w:bCs/>
+          <w:color w:val="000000" w:themeColor="text1"/>
+          <w:sz w:val="40"/>
+          <w:szCs w:val="40"/>
+        </w:rPr>
+        <w:t xml:space="preserve"> </w:t>
+      </w:r>
+      <w:r>
+        <w:rPr>
+          <w:rFonts w:cstheme="minorHAnsi"/>
+          <w:color w:val="000000" w:themeColor="text1"/>
+          <w:sz w:val="40"/>
+          <w:szCs w:val="40"/>
+        </w:rPr>
+        <w:t>Haitian integrante único.</w:t>
+      </w:r>
+    </w:p>
+    <w:p>
+      <w:pPr>
+        <w:rPr>
+          <w:rFonts w:cstheme="minorHAnsi"/>
+          <w:color w:val="000000" w:themeColor="text1"/>
+          <w:sz w:val="40"/>
+          <w:szCs w:val="40"/>
+        </w:rPr>
+      </w:pPr>
+    </w:p>
+    <w:p>
+      <w:pPr>
+        <w:rPr>
+          <w:rFonts w:cstheme="minorHAnsi"/>
+          <w:color w:val="000000" w:themeColor="text1"/>
+          <w:sz w:val="40"/>
+          <w:szCs w:val="40"/>
+        </w:rPr>
+      </w:pPr>
+      <w:r>
+        <w:rPr>
+          <w:rFonts w:cstheme="minorHAnsi"/>
+          <w:b/>
+          <w:bCs/>
+          <w:color w:val="000000" w:themeColor="text1"/>
+          <w:sz w:val="40"/>
+          <w:szCs w:val="40"/>
+        </w:rPr>
+        <w:t>Finalización:</w:t>
+      </w:r>
+      <w:r>
+        <w:rPr>
+          <w:rFonts w:cstheme="minorHAnsi"/>
+          <w:b/>
+          <w:bCs/>
+          <w:color w:val="000000" w:themeColor="text1"/>
+          <w:sz w:val="40"/>
+          <w:szCs w:val="40"/>
+        </w:rPr>
+        <w:t xml:space="preserve"> </w:t>
+      </w:r>
+      <w:r>
+        <w:rPr>
+          <w:rFonts w:cstheme="minorHAnsi"/>
+          <w:color w:val="000000" w:themeColor="text1"/>
+          <w:sz w:val="40"/>
+          <w:szCs w:val="40"/>
+        </w:rPr>
+        <w:t>Falta por finalizar la navegación</w:t>
+      </w:r>
+    </w:p>
+    <w:p>
+      <w:pPr>
+        <w:rPr>
+          <w:rFonts w:cstheme="minorHAnsi"/>
+          <w:color w:val="000000" w:themeColor="text1"/>
+          <w:sz w:val="40"/>
+          <w:szCs w:val="40"/>
+        </w:rPr>
+      </w:pPr>
+    </w:p>
+    <w:p>
+      <w:pPr>
+        <w:rPr>
+          <w:rFonts w:cstheme="minorHAnsi"/>
+          <w:color w:val="000000" w:themeColor="text1"/>
+          <w:sz w:val="40"/>
+          <w:szCs w:val="40"/>
+        </w:rPr>
+      </w:pPr>
+    </w:p>
+    <w:p>
+      <w:pPr>
+        <w:rPr>
+          <w:rFonts w:cstheme="minorHAnsi"/>
+          <w:color w:val="000000" w:themeColor="text1"/>
+          <w:sz w:val="40"/>
+          <w:szCs w:val="40"/>
+        </w:rPr>
+      </w:pPr>
+    </w:p>
+    <w:p>
+      <w:pPr>
+        <w:rPr>
+          <w:rFonts w:cstheme="minorHAnsi"/>
+          <w:color w:val="000000" w:themeColor="text1"/>
+          <w:sz w:val="48"/>
+          <w:szCs w:val="48"/>
+          <w:u w:val="thick"/>
+        </w:rPr>
+      </w:pPr>
+      <w:r>
+        <w:rPr>
+          <w:rFonts w:cstheme="minorHAnsi"/>
+          <w:color w:val="000000" w:themeColor="text1"/>
+          <w:sz w:val="48"/>
+          <w:szCs w:val="48"/>
+          <w:u w:val="thick"/>
+        </w:rPr>
         <w:lastRenderedPageBreak/>
         <w:t xml:space="preserve">Dia </w:t>
       </w:r>
@@ -918,7 +2105,7 @@
           <w:szCs w:val="48"/>
           <w:u w:val="thick"/>
         </w:rPr>
-        <w:t>3</w:t>
+        <w:t>4</w:t>
       </w:r>
     </w:p>
     <w:p>
@@ -948,7 +2135,7 @@
           <w:sz w:val="40"/>
           <w:szCs w:val="40"/>
         </w:rPr>
-        <w:t xml:space="preserve"> Diseñar Mockup.</w:t>
+        <w:t xml:space="preserve"> Finalizar la navegación entre ventanas.</w:t>
       </w:r>
     </w:p>
     <w:p>
@@ -1050,28 +2237,48 @@
           <w:sz w:val="40"/>
           <w:szCs w:val="40"/>
         </w:rPr>
-        <w:t>Finalizado el mockup.</w:t>
-      </w:r>
-    </w:p>
-    <w:p>
-      <w:pPr>
-        <w:rPr>
-          <w:rFonts w:cstheme="minorHAnsi"/>
-          <w:color w:val="000000" w:themeColor="text1"/>
-          <w:sz w:val="40"/>
-          <w:szCs w:val="40"/>
-        </w:rPr>
-      </w:pPr>
-    </w:p>
-    <w:p>
-      <w:pPr>
-        <w:rPr>
-          <w:rFonts w:cstheme="minorHAnsi"/>
-          <w:color w:val="000000" w:themeColor="text1"/>
-          <w:sz w:val="40"/>
-          <w:szCs w:val="40"/>
-        </w:rPr>
-      </w:pPr>
+        <w:t>Navegación finalizado</w:t>
+      </w:r>
+    </w:p>
+    <w:p>
+      <w:pPr>
+        <w:rPr>
+          <w:rFonts w:cstheme="minorHAnsi"/>
+          <w:color w:val="000000" w:themeColor="text1"/>
+          <w:sz w:val="40"/>
+          <w:szCs w:val="40"/>
+        </w:rPr>
+      </w:pPr>
+    </w:p>
+    <w:p>
+      <w:pPr>
+        <w:rPr>
+          <w:rFonts w:cstheme="minorHAnsi"/>
+          <w:color w:val="000000" w:themeColor="text1"/>
+          <w:sz w:val="40"/>
+          <w:szCs w:val="40"/>
+        </w:rPr>
+      </w:pPr>
+      <w:r>
+        <w:rPr>
+          <w:rFonts w:cstheme="minorHAnsi"/>
+          <w:b/>
+          <w:bCs/>
+          <w:color w:val="000000" w:themeColor="text1"/>
+          <w:sz w:val="40"/>
+          <w:szCs w:val="40"/>
+        </w:rPr>
+        <w:t xml:space="preserve">Observación: </w:t>
+      </w:r>
+      <w:r>
+        <w:rPr>
+          <w:rFonts w:cstheme="minorHAnsi"/>
+          <w:color w:val="000000" w:themeColor="text1"/>
+          <w:sz w:val="40"/>
+          <w:szCs w:val="40"/>
+        </w:rPr>
+        <w:t>Ha surgido problemas a la hora de implementar los 3 tipos de navegación en react native porque es un tema amplio y algunos métodos funciona con x versión, entre eso, mala gestión por mi parte y mi desconocimiento sobe el tema, se ha retrasado bastante la finalización de este apartado. Pero al final se ha podido terminar, pero el código no es muy limpio.</w:t>
+      </w:r>
     </w:p>
     <w:p>
       <w:pPr>
@@ -1111,7 +2318,7 @@
           <w:szCs w:val="48"/>
           <w:u w:val="thick"/>
         </w:rPr>
-        <w:t>4</w:t>
+        <w:t>5</w:t>
       </w:r>
     </w:p>
     <w:p>
@@ -1141,7 +2348,16 @@
           <w:sz w:val="40"/>
           <w:szCs w:val="40"/>
         </w:rPr>
-        <w:t xml:space="preserve"> Investigar la tecnología a usar.</w:t>
+        <w:t xml:space="preserve"> </w:t>
+      </w:r>
+      <w:r>
+        <w:rPr>
+          <w:rFonts w:cstheme="minorHAnsi"/>
+          <w:color w:val="000000" w:themeColor="text1"/>
+          <w:sz w:val="40"/>
+          <w:szCs w:val="40"/>
+        </w:rPr>
+        <w:t>Terminar la interfaz</w:t>
       </w:r>
     </w:p>
     <w:p>
@@ -1223,6 +2439,7 @@
           <w:sz w:val="40"/>
           <w:szCs w:val="40"/>
         </w:rPr>
+        <w:lastRenderedPageBreak/>
         <w:t>Finalización:</w:t>
       </w:r>
       <w:r>
@@ -1236,373 +2453,34 @@
         </w:rPr>
         <w:t xml:space="preserve"> </w:t>
       </w:r>
-    </w:p>
-    <w:p>
-      <w:pPr>
-        <w:rPr>
-          <w:rFonts w:cstheme="minorHAnsi"/>
-          <w:color w:val="000000" w:themeColor="text1"/>
-          <w:sz w:val="40"/>
-          <w:szCs w:val="40"/>
-        </w:rPr>
-      </w:pPr>
-    </w:p>
-    <w:p>
-      <w:pPr>
-        <w:rPr>
-          <w:rFonts w:cstheme="minorHAnsi"/>
-          <w:color w:val="000000" w:themeColor="text1"/>
-          <w:sz w:val="40"/>
-          <w:szCs w:val="40"/>
-        </w:rPr>
-      </w:pPr>
-    </w:p>
-    <w:p>
-      <w:pPr>
-        <w:rPr>
-          <w:rFonts w:cstheme="minorHAnsi"/>
-          <w:color w:val="000000" w:themeColor="text1"/>
-          <w:sz w:val="40"/>
-          <w:szCs w:val="40"/>
-        </w:rPr>
-      </w:pPr>
-    </w:p>
-    <w:p>
-      <w:pPr>
-        <w:rPr>
-          <w:rFonts w:cstheme="minorHAnsi"/>
-          <w:color w:val="000000" w:themeColor="text1"/>
-          <w:sz w:val="40"/>
-          <w:szCs w:val="40"/>
-        </w:rPr>
-      </w:pPr>
-    </w:p>
-    <w:p>
-      <w:pPr>
-        <w:rPr>
-          <w:rFonts w:cstheme="minorHAnsi"/>
-          <w:color w:val="000000" w:themeColor="text1"/>
-          <w:sz w:val="40"/>
-          <w:szCs w:val="40"/>
-        </w:rPr>
-      </w:pPr>
-    </w:p>
-    <w:p>
-      <w:pPr>
-        <w:rPr>
-          <w:rFonts w:cstheme="minorHAnsi"/>
-          <w:color w:val="000000" w:themeColor="text1"/>
-          <w:sz w:val="56"/>
-          <w:szCs w:val="56"/>
-          <w:u w:val="thick"/>
-        </w:rPr>
-      </w:pPr>
-      <w:r>
-        <w:rPr>
-          <w:rFonts w:cstheme="minorHAnsi"/>
-          <w:color w:val="000000" w:themeColor="text1"/>
-          <w:sz w:val="56"/>
-          <w:szCs w:val="56"/>
-          <w:u w:val="thick"/>
-        </w:rPr>
-        <w:lastRenderedPageBreak/>
-        <w:t xml:space="preserve">Planificación </w:t>
-      </w:r>
-      <w:r>
-        <w:rPr>
-          <w:rFonts w:cstheme="minorHAnsi"/>
-          <w:color w:val="000000" w:themeColor="text1"/>
-          <w:sz w:val="56"/>
-          <w:szCs w:val="56"/>
-          <w:u w:val="thick"/>
-        </w:rPr>
-        <w:t>2</w:t>
-      </w:r>
-      <w:r>
-        <w:rPr>
-          <w:rFonts w:cstheme="minorHAnsi"/>
-          <w:color w:val="000000" w:themeColor="text1"/>
-          <w:sz w:val="56"/>
-          <w:szCs w:val="56"/>
-          <w:u w:val="thick"/>
-        </w:rPr>
-        <w:t xml:space="preserve"> </w:t>
-      </w:r>
-      <w:proofErr w:type="spellStart"/>
-      <w:r>
-        <w:rPr>
-          <w:rFonts w:cstheme="minorHAnsi"/>
-          <w:color w:val="000000" w:themeColor="text1"/>
-          <w:sz w:val="56"/>
-          <w:szCs w:val="56"/>
-          <w:u w:val="thick"/>
-        </w:rPr>
-        <w:t>er</w:t>
-      </w:r>
-      <w:proofErr w:type="spellEnd"/>
-      <w:r>
-        <w:rPr>
-          <w:rFonts w:cstheme="minorHAnsi"/>
-          <w:color w:val="000000" w:themeColor="text1"/>
-          <w:sz w:val="56"/>
-          <w:szCs w:val="56"/>
-          <w:u w:val="thick"/>
-        </w:rPr>
-        <w:t xml:space="preserve"> Sprint</w:t>
-      </w:r>
-    </w:p>
-    <w:p>
-      <w:pPr>
-        <w:rPr>
-          <w:rFonts w:cstheme="minorHAnsi"/>
-          <w:color w:val="000000" w:themeColor="text1"/>
-          <w:sz w:val="40"/>
-          <w:szCs w:val="40"/>
-        </w:rPr>
-      </w:pPr>
-      <w:r>
-        <w:rPr>
-          <w:rFonts w:cstheme="minorHAnsi"/>
-          <w:color w:val="000000" w:themeColor="text1"/>
-          <w:sz w:val="40"/>
-          <w:szCs w:val="40"/>
-        </w:rPr>
-        <w:t>-</w:t>
-      </w:r>
-      <w:r>
-        <w:rPr>
-          <w:rFonts w:cstheme="minorHAnsi"/>
-          <w:color w:val="000000" w:themeColor="text1"/>
-          <w:sz w:val="40"/>
-          <w:szCs w:val="40"/>
-        </w:rPr>
-        <w:t xml:space="preserve">En el </w:t>
-      </w:r>
-      <w:r>
-        <w:rPr>
-          <w:rFonts w:cstheme="minorHAnsi"/>
-          <w:color w:val="000000" w:themeColor="text1"/>
-          <w:sz w:val="40"/>
-          <w:szCs w:val="40"/>
-        </w:rPr>
-        <w:t>segundo</w:t>
-      </w:r>
-      <w:r>
-        <w:rPr>
-          <w:rFonts w:cstheme="minorHAnsi"/>
-          <w:color w:val="000000" w:themeColor="text1"/>
-          <w:sz w:val="40"/>
-          <w:szCs w:val="40"/>
-        </w:rPr>
-        <w:t xml:space="preserve"> Sprint, </w:t>
-      </w:r>
-      <w:r>
-        <w:rPr>
-          <w:rFonts w:cstheme="minorHAnsi"/>
-          <w:color w:val="000000" w:themeColor="text1"/>
-          <w:sz w:val="40"/>
-          <w:szCs w:val="40"/>
-        </w:rPr>
-        <w:t>se intentará finalizar las bases de la navegación, y la interfaz.</w:t>
-      </w:r>
-    </w:p>
-    <w:p>
-      <w:pPr>
-        <w:rPr>
-          <w:rFonts w:cstheme="minorHAnsi"/>
-          <w:color w:val="000000" w:themeColor="text1"/>
-          <w:sz w:val="40"/>
-          <w:szCs w:val="40"/>
-        </w:rPr>
-      </w:pPr>
-      <w:r>
-        <w:rPr>
-          <w:rFonts w:cstheme="minorHAnsi"/>
-          <w:color w:val="000000" w:themeColor="text1"/>
-          <w:sz w:val="40"/>
-          <w:szCs w:val="40"/>
-        </w:rPr>
-        <w:t>-</w:t>
-      </w:r>
-      <w:r>
-        <w:rPr>
-          <w:rFonts w:cstheme="minorHAnsi"/>
-          <w:color w:val="000000" w:themeColor="text1"/>
-          <w:sz w:val="40"/>
-          <w:szCs w:val="40"/>
-        </w:rPr>
-        <w:t>Establecer conexión con el servidor.</w:t>
-      </w:r>
-    </w:p>
-    <w:p>
-      <w:pPr>
-        <w:rPr>
-          <w:rFonts w:cstheme="minorHAnsi"/>
-          <w:color w:val="000000" w:themeColor="text1"/>
-          <w:sz w:val="40"/>
-          <w:szCs w:val="40"/>
-        </w:rPr>
-      </w:pPr>
-      <w:r>
-        <w:rPr>
-          <w:rFonts w:cstheme="minorHAnsi"/>
-          <w:color w:val="000000" w:themeColor="text1"/>
-          <w:sz w:val="40"/>
-          <w:szCs w:val="40"/>
-        </w:rPr>
-        <w:t>-</w:t>
-      </w:r>
-      <w:r>
-        <w:rPr>
-          <w:rFonts w:cstheme="minorHAnsi"/>
-          <w:color w:val="000000" w:themeColor="text1"/>
-          <w:sz w:val="40"/>
-          <w:szCs w:val="40"/>
-        </w:rPr>
-        <w:t>Iniciar el servidor</w:t>
-      </w:r>
-    </w:p>
-    <w:p>
-      <w:pPr>
-        <w:rPr>
-          <w:rFonts w:cstheme="minorHAnsi"/>
-          <w:color w:val="000000" w:themeColor="text1"/>
-          <w:sz w:val="40"/>
-          <w:szCs w:val="40"/>
-        </w:rPr>
-      </w:pPr>
-    </w:p>
-    <w:p>
-      <w:pPr>
-        <w:rPr>
-          <w:rFonts w:cstheme="minorHAnsi"/>
-          <w:color w:val="000000" w:themeColor="text1"/>
-          <w:sz w:val="40"/>
-          <w:szCs w:val="40"/>
-        </w:rPr>
-      </w:pPr>
-      <w:r>
-        <w:rPr>
-          <w:rFonts w:cstheme="minorHAnsi"/>
-          <w:color w:val="000000" w:themeColor="text1"/>
-          <w:sz w:val="40"/>
-          <w:szCs w:val="40"/>
-        </w:rPr>
-        <w:t xml:space="preserve">-Fecha límite: </w:t>
-      </w:r>
-      <w:r>
-        <w:rPr>
-          <w:rFonts w:cstheme="minorHAnsi"/>
-          <w:color w:val="000000" w:themeColor="text1"/>
-          <w:sz w:val="40"/>
-          <w:szCs w:val="40"/>
-        </w:rPr>
-        <w:t>1</w:t>
-      </w:r>
-      <w:r>
-        <w:rPr>
-          <w:rFonts w:cstheme="minorHAnsi"/>
-          <w:color w:val="000000" w:themeColor="text1"/>
-          <w:sz w:val="40"/>
-          <w:szCs w:val="40"/>
-        </w:rPr>
-        <w:t>0/04/2023</w:t>
-      </w:r>
-    </w:p>
-    <w:p>
-      <w:pPr>
-        <w:rPr>
-          <w:rFonts w:cstheme="minorHAnsi"/>
-          <w:color w:val="000000" w:themeColor="text1"/>
-          <w:sz w:val="40"/>
-          <w:szCs w:val="40"/>
-        </w:rPr>
-      </w:pPr>
-    </w:p>
-    <w:p>
-      <w:pPr>
-        <w:rPr>
-          <w:rFonts w:cstheme="minorHAnsi"/>
-          <w:color w:val="000000" w:themeColor="text1"/>
-          <w:sz w:val="40"/>
-          <w:szCs w:val="40"/>
-        </w:rPr>
-      </w:pPr>
-    </w:p>
-    <w:p>
-      <w:pPr>
-        <w:rPr>
-          <w:rFonts w:cstheme="minorHAnsi"/>
-          <w:color w:val="000000" w:themeColor="text1"/>
-          <w:sz w:val="56"/>
-          <w:szCs w:val="56"/>
-          <w:u w:val="thick"/>
-        </w:rPr>
-      </w:pPr>
-      <w:proofErr w:type="spellStart"/>
-      <w:r>
-        <w:rPr>
-          <w:rFonts w:cstheme="minorHAnsi"/>
-          <w:color w:val="000000" w:themeColor="text1"/>
-          <w:sz w:val="56"/>
-          <w:szCs w:val="56"/>
-          <w:u w:val="thick"/>
-        </w:rPr>
-        <w:t>Dialy</w:t>
-      </w:r>
-      <w:proofErr w:type="spellEnd"/>
-      <w:r>
-        <w:rPr>
-          <w:rFonts w:cstheme="minorHAnsi"/>
-          <w:color w:val="000000" w:themeColor="text1"/>
-          <w:sz w:val="56"/>
-          <w:szCs w:val="56"/>
-          <w:u w:val="thick"/>
-        </w:rPr>
-        <w:t xml:space="preserve"> </w:t>
-      </w:r>
-      <w:r>
-        <w:rPr>
-          <w:rFonts w:cstheme="minorHAnsi"/>
-          <w:color w:val="000000" w:themeColor="text1"/>
-          <w:sz w:val="56"/>
-          <w:szCs w:val="56"/>
-          <w:u w:val="thick"/>
-        </w:rPr>
-        <w:t>2</w:t>
-      </w:r>
-      <w:r>
-        <w:rPr>
-          <w:rFonts w:cstheme="minorHAnsi"/>
-          <w:color w:val="000000" w:themeColor="text1"/>
-          <w:sz w:val="56"/>
-          <w:szCs w:val="56"/>
-          <w:u w:val="thick"/>
-        </w:rPr>
-        <w:t xml:space="preserve"> </w:t>
-      </w:r>
-      <w:proofErr w:type="spellStart"/>
-      <w:r>
-        <w:rPr>
-          <w:rFonts w:cstheme="minorHAnsi"/>
-          <w:color w:val="000000" w:themeColor="text1"/>
-          <w:sz w:val="56"/>
-          <w:szCs w:val="56"/>
-          <w:u w:val="thick"/>
-        </w:rPr>
-        <w:t>er</w:t>
-      </w:r>
-      <w:proofErr w:type="spellEnd"/>
-      <w:r>
-        <w:rPr>
-          <w:rFonts w:cstheme="minorHAnsi"/>
-          <w:color w:val="000000" w:themeColor="text1"/>
-          <w:sz w:val="56"/>
-          <w:szCs w:val="56"/>
-          <w:u w:val="thick"/>
-        </w:rPr>
-        <w:t xml:space="preserve"> Sprint</w:t>
-      </w:r>
+      <w:r>
+        <w:rPr>
+          <w:rFonts w:cstheme="minorHAnsi"/>
+          <w:color w:val="000000" w:themeColor="text1"/>
+          <w:sz w:val="40"/>
+          <w:szCs w:val="40"/>
+        </w:rPr>
+        <w:t xml:space="preserve">Falta por finalizar la </w:t>
+      </w:r>
+      <w:r>
+        <w:rPr>
+          <w:rFonts w:cstheme="minorHAnsi"/>
+          <w:color w:val="000000" w:themeColor="text1"/>
+          <w:sz w:val="40"/>
+          <w:szCs w:val="40"/>
+        </w:rPr>
+        <w:t>interfaz</w:t>
+      </w:r>
+    </w:p>
+    <w:p>
+      <w:pPr>
+        <w:rPr>
+          <w:rFonts w:cstheme="minorHAnsi"/>
+          <w:color w:val="000000" w:themeColor="text1"/>
+          <w:sz w:val="40"/>
+          <w:szCs w:val="40"/>
+        </w:rPr>
+      </w:pPr>
     </w:p>
     <w:p>
       <w:pPr>
@@ -1622,7 +2500,17 @@
           <w:szCs w:val="48"/>
           <w:u w:val="thick"/>
         </w:rPr>
-        <w:t>Dia 1</w:t>
+        <w:t xml:space="preserve">Dia </w:t>
+      </w:r>
+      <w:r>
+        <w:rPr>
+          <w:rFonts w:cstheme="minorHAnsi"/>
+          <w:color w:val="000000" w:themeColor="text1"/>
+          <w:sz w:val="48"/>
+          <w:szCs w:val="48"/>
+          <w:u w:val="thick"/>
+        </w:rPr>
+        <w:t>6</w:t>
       </w:r>
     </w:p>
     <w:p>
@@ -1652,6 +2540,48 @@
           <w:sz w:val="40"/>
           <w:szCs w:val="40"/>
         </w:rPr>
+        <w:t xml:space="preserve"> Finalizar la navegación entre ventanas.</w:t>
+      </w:r>
+    </w:p>
+    <w:p>
+      <w:pPr>
+        <w:rPr>
+          <w:rFonts w:cstheme="minorHAnsi"/>
+          <w:color w:val="000000" w:themeColor="text1"/>
+          <w:sz w:val="40"/>
+          <w:szCs w:val="40"/>
+        </w:rPr>
+      </w:pPr>
+    </w:p>
+    <w:p>
+      <w:pPr>
+        <w:rPr>
+          <w:rFonts w:cstheme="minorHAnsi"/>
+          <w:color w:val="000000" w:themeColor="text1"/>
+          <w:sz w:val="40"/>
+          <w:szCs w:val="40"/>
+        </w:rPr>
+      </w:pPr>
+      <w:r>
+        <w:rPr>
+          <w:rFonts w:cstheme="minorHAnsi"/>
+          <w:b/>
+          <w:bCs/>
+          <w:color w:val="000000" w:themeColor="text1"/>
+          <w:sz w:val="40"/>
+          <w:szCs w:val="40"/>
+        </w:rPr>
+        <w:t>Asignación:</w:t>
+      </w:r>
+      <w:r>
+        <w:rPr>
+          <w:rFonts w:cstheme="minorHAnsi"/>
+          <w:b/>
+          <w:bCs/>
+          <w:color w:val="000000" w:themeColor="text1"/>
+          <w:sz w:val="40"/>
+          <w:szCs w:val="40"/>
+        </w:rPr>
         <w:t xml:space="preserve"> </w:t>
       </w:r>
       <w:r>
@@ -1661,38 +2591,38 @@
           <w:sz w:val="40"/>
           <w:szCs w:val="40"/>
         </w:rPr>
-        <w:t>Iniciar proyecto descargar dependencias, e intentar finalizar la navegación entre ventanas.</w:t>
-      </w:r>
-    </w:p>
-    <w:p>
-      <w:pPr>
-        <w:rPr>
-          <w:rFonts w:cstheme="minorHAnsi"/>
-          <w:color w:val="000000" w:themeColor="text1"/>
-          <w:sz w:val="40"/>
-          <w:szCs w:val="40"/>
-        </w:rPr>
-      </w:pPr>
-    </w:p>
-    <w:p>
-      <w:pPr>
-        <w:rPr>
-          <w:rFonts w:cstheme="minorHAnsi"/>
-          <w:color w:val="000000" w:themeColor="text1"/>
-          <w:sz w:val="40"/>
-          <w:szCs w:val="40"/>
-        </w:rPr>
-      </w:pPr>
-      <w:r>
-        <w:rPr>
-          <w:rFonts w:cstheme="minorHAnsi"/>
-          <w:b/>
-          <w:bCs/>
-          <w:color w:val="000000" w:themeColor="text1"/>
-          <w:sz w:val="40"/>
-          <w:szCs w:val="40"/>
-        </w:rPr>
-        <w:t>Asignación:</w:t>
+        <w:t>Haitian integrante único.</w:t>
+      </w:r>
+    </w:p>
+    <w:p>
+      <w:pPr>
+        <w:rPr>
+          <w:rFonts w:cstheme="minorHAnsi"/>
+          <w:color w:val="000000" w:themeColor="text1"/>
+          <w:sz w:val="40"/>
+          <w:szCs w:val="40"/>
+        </w:rPr>
+      </w:pPr>
+    </w:p>
+    <w:p>
+      <w:pPr>
+        <w:rPr>
+          <w:rFonts w:cstheme="minorHAnsi"/>
+          <w:color w:val="000000" w:themeColor="text1"/>
+          <w:sz w:val="40"/>
+          <w:szCs w:val="40"/>
+        </w:rPr>
+      </w:pPr>
+      <w:r>
+        <w:rPr>
+          <w:rFonts w:cstheme="minorHAnsi"/>
+          <w:b/>
+          <w:bCs/>
+          <w:color w:val="000000" w:themeColor="text1"/>
+          <w:sz w:val="40"/>
+          <w:szCs w:val="40"/>
+        </w:rPr>
+        <w:t>Finalización:</w:t>
       </w:r>
       <w:r>
         <w:rPr>
@@ -1712,50 +2642,58 @@
           <w:sz w:val="40"/>
           <w:szCs w:val="40"/>
         </w:rPr>
-        <w:t>Haitian integrante único.</w:t>
-      </w:r>
-    </w:p>
-    <w:p>
-      <w:pPr>
-        <w:rPr>
-          <w:rFonts w:cstheme="minorHAnsi"/>
-          <w:color w:val="000000" w:themeColor="text1"/>
-          <w:sz w:val="40"/>
-          <w:szCs w:val="40"/>
-        </w:rPr>
-      </w:pPr>
-    </w:p>
-    <w:p>
-      <w:pPr>
-        <w:rPr>
-          <w:rFonts w:cstheme="minorHAnsi"/>
-          <w:color w:val="000000" w:themeColor="text1"/>
-          <w:sz w:val="40"/>
-          <w:szCs w:val="40"/>
-        </w:rPr>
-      </w:pPr>
-      <w:r>
-        <w:rPr>
-          <w:rFonts w:cstheme="minorHAnsi"/>
-          <w:b/>
-          <w:bCs/>
-          <w:color w:val="000000" w:themeColor="text1"/>
-          <w:sz w:val="40"/>
-          <w:szCs w:val="40"/>
-        </w:rPr>
-        <w:t>Finalización:</w:t>
-      </w:r>
-      <w:r>
-        <w:rPr>
-          <w:rFonts w:cstheme="minorHAnsi"/>
-          <w:b/>
-          <w:bCs/>
-          <w:color w:val="000000" w:themeColor="text1"/>
-          <w:sz w:val="40"/>
-          <w:szCs w:val="40"/>
-        </w:rPr>
-        <w:t xml:space="preserve"> </w:t>
-      </w:r>
+        <w:t>Falta por finalizar la navegación</w:t>
+      </w:r>
+    </w:p>
+    <w:p>
+      <w:pPr>
+        <w:rPr>
+          <w:rFonts w:cstheme="minorHAnsi"/>
+          <w:color w:val="000000" w:themeColor="text1"/>
+          <w:sz w:val="40"/>
+          <w:szCs w:val="40"/>
+        </w:rPr>
+      </w:pPr>
+    </w:p>
+    <w:p>
+      <w:pPr>
+        <w:rPr>
+          <w:rFonts w:cstheme="minorHAnsi"/>
+          <w:color w:val="000000" w:themeColor="text1"/>
+          <w:sz w:val="40"/>
+          <w:szCs w:val="40"/>
+        </w:rPr>
+      </w:pPr>
+    </w:p>
+    <w:p>
+      <w:pPr>
+        <w:rPr>
+          <w:rFonts w:cstheme="minorHAnsi"/>
+          <w:color w:val="000000" w:themeColor="text1"/>
+          <w:sz w:val="40"/>
+          <w:szCs w:val="40"/>
+        </w:rPr>
+      </w:pPr>
+    </w:p>
+    <w:p>
+      <w:pPr>
+        <w:rPr>
+          <w:rFonts w:cstheme="minorHAnsi"/>
+          <w:color w:val="000000" w:themeColor="text1"/>
+          <w:sz w:val="40"/>
+          <w:szCs w:val="40"/>
+        </w:rPr>
+      </w:pPr>
+    </w:p>
+    <w:p>
+      <w:pPr>
+        <w:rPr>
+          <w:rFonts w:cstheme="minorHAnsi"/>
+          <w:color w:val="000000" w:themeColor="text1"/>
+          <w:sz w:val="40"/>
+          <w:szCs w:val="40"/>
+        </w:rPr>
+      </w:pPr>
     </w:p>
     <w:p>
       <w:pPr>
@@ -2188,7 +3126,7 @@
   <w:style w:type="paragraph" w:default="1" w:styleId="Normal">
     <w:name w:val="Normal"/>
     <w:qFormat/>
-    <w:rsid w:val="002E2A3E"/>
+    <w:rsid w:val="00842496"/>
   </w:style>
   <w:style w:type="character" w:default="1" w:styleId="Fuentedeprrafopredeter">
     <w:name w:val="Default Paragraph Font"/>
